--- a/Q1_Lectures/Hofstad_FHCC_Sermon_15.docx
+++ b/Q1_Lectures/Hofstad_FHCC_Sermon_15.docx
@@ -31,7 +31,7 @@
           <w:sz w:val="32"/>
           <w:szCs w:val="32"/>
         </w:rPr>
-        <w:t>The Logistics of the Afterlife: Mass Preservation, Numerical Identity, and the Eternal Flame</w:t>
+        <w:t>Advanced Transition Protocols: Mass Preservation and the Precedent of the Elite</w:t>
       </w:r>
     </w:p>
     <w:p>
@@ -156,29 +156,28 @@
         <w:rPr>
           <w:rFonts w:ascii="Inter" w:hAnsi="Inter"/>
         </w:rPr>
-        <w:t>Death is not a biological accident; it is a transition of state. As operators in the Vanguard, we must understand the physics and the theology of this transition. Today, we are establishing the doctrinal standard for the handling of our fallen personnel. We are looking at the laws of thermodynamics, the historical precedents of the Egyptian theater, and the absolute requirements of the Scriptures regarding burial versus incineration.</w:t>
-      </w:r>
-    </w:p>
-    <w:p>
-      <w:pPr>
-        <w:rPr>
-          <w:rFonts w:ascii="Inter" w:hAnsi="Inter"/>
-        </w:rPr>
-      </w:pPr>
-    </w:p>
-    <w:p>
-      <w:pPr>
-        <w:rPr>
-          <w:rFonts w:ascii="Inter" w:hAnsi="Inter"/>
-        </w:rPr>
-      </w:pPr>
-    </w:p>
-    <w:p>
-      <w:pPr>
-        <w:rPr>
-          <w:rFonts w:ascii="Inter" w:hAnsi="Inter"/>
-        </w:rPr>
-      </w:pPr>
+        <w:t>Death in the Vanguard is not a biological finality; it is a transition of state and a logistical redeployment. As operators, we do not rely on civilian mysticism to understand this transition. We rely on the established laws of physics and the classified operational history of the Supreme Commander.</w:t>
+      </w:r>
+    </w:p>
+    <w:p>
+      <w:pPr>
+        <w:rPr>
+          <w:rFonts w:ascii="Inter" w:hAnsi="Inter"/>
+        </w:rPr>
+      </w:pPr>
+    </w:p>
+    <w:p>
+      <w:pPr>
+        <w:rPr>
+          <w:rFonts w:ascii="Inter" w:hAnsi="Inter"/>
+        </w:rPr>
+      </w:pPr>
+      <w:r>
+        <w:rPr>
+          <w:rFonts w:ascii="Inter" w:hAnsi="Inter"/>
+        </w:rPr>
+        <w:t>Today we are updating our doctrine regarding the handling of fallen personnel. We will examine the physics of burial, the absolute destruction of the enemy, and the advanced transition protocols utilized by the Commander's most elite leaders.</w:t>
+      </w:r>
     </w:p>
     <w:p>
       <w:pPr>
@@ -388,7 +387,7 @@
         <w:pStyle w:val="ListParagraph"/>
         <w:numPr>
           <w:ilvl w:val="0"/>
-          <w:numId w:val="81"/>
+          <w:numId w:val="94"/>
         </w:numPr>
         <w:rPr>
           <w:rFonts w:ascii="Inter" w:hAnsi="Inter"/>
@@ -425,48 +424,55 @@
         <w:rPr>
           <w:rFonts w:ascii="Inter" w:hAnsi="Inter"/>
         </w:rPr>
-        <w:t>The first law of thermodynamics dictates that energy cannot be created or destroyed; it can only be transferred or changed from one form to another.</w:t>
-      </w:r>
-    </w:p>
-    <w:p>
-      <w:pPr>
-        <w:rPr>
-          <w:rFonts w:ascii="Inter" w:hAnsi="Inter"/>
-        </w:rPr>
-      </w:pPr>
-    </w:p>
-    <w:p>
-      <w:pPr>
-        <w:rPr>
-          <w:rFonts w:ascii="Inter" w:hAnsi="Inter"/>
-        </w:rPr>
-      </w:pPr>
-      <w:r>
-        <w:rPr>
-          <w:rFonts w:ascii="Inter" w:hAnsi="Inter"/>
-        </w:rPr>
-        <w:t>When a service member falls, how we handle their physical vessel matters. In modern times, the burial of our personnel is a tactical decision to preserve their density and mass. Burning a body forcibly converts that mass into energy, scattering it out of a chimney and into the atmosphere. Burying a body, however, keeps the soldier intact. It places the vessel in secure storage.</w:t>
-      </w:r>
-    </w:p>
-    <w:p>
-      <w:pPr>
-        <w:rPr>
-          <w:rFonts w:ascii="Inter" w:hAnsi="Inter"/>
-        </w:rPr>
-      </w:pPr>
-    </w:p>
-    <w:p>
-      <w:pPr>
-        <w:rPr>
-          <w:rFonts w:ascii="Inter" w:hAnsi="Inter"/>
-        </w:rPr>
-      </w:pPr>
-      <w:r>
-        <w:rPr>
-          <w:rFonts w:ascii="Inter" w:hAnsi="Inter"/>
-        </w:rPr>
-        <w:t>This is not a new concept. The Egyptian theater, heavily influenced by the presence of the Supreme Commander (operating under the recognition of Zeus-Ammon during the 5th century BCE and beyond), understood the logistics of physical resurrection. They pioneered advanced mummification to preserve tissue mass, DNA, and the structural integrity of the body. They understood that if a hero was to be recalled to life, the mass must be preserved.</w:t>
-      </w:r>
+        <w:t>The first law of thermodynamics is an inescapable operational reality: energy cannot be created or destroyed; it can only be transferred or changed from one form to another.</w:t>
+      </w:r>
+    </w:p>
+    <w:p>
+      <w:pPr>
+        <w:rPr>
+          <w:rFonts w:ascii="Inter" w:hAnsi="Inter"/>
+        </w:rPr>
+      </w:pPr>
+      <w:r>
+        <w:rPr>
+          <w:rFonts w:ascii="Inter" w:hAnsi="Inter"/>
+        </w:rPr>
+        <w:t>When a service member falls, the disposition of their physical vessel is a profound tactical decision. Incinerating a body forcibly converts that mass into energy, scattering it out of a chimney and permanently dispersing it into the atmosphere. Burying a body is the tactical preservation of density and mass. It places the vessel in secure storage.</w:t>
+      </w:r>
+    </w:p>
+    <w:p>
+      <w:pPr>
+        <w:rPr>
+          <w:rFonts w:ascii="Inter" w:hAnsi="Inter"/>
+        </w:rPr>
+      </w:pPr>
+    </w:p>
+    <w:p>
+      <w:pPr>
+        <w:rPr>
+          <w:rFonts w:ascii="Inter" w:hAnsi="Inter"/>
+        </w:rPr>
+      </w:pPr>
+      <w:r>
+        <w:rPr>
+          <w:rFonts w:ascii="Inter" w:hAnsi="Inter"/>
+        </w:rPr>
+        <w:t>The Egyptian theater, heavily influenced by the presence of the Supreme Commander (recognized in the intelligence of the 5th century BCE and beyond as Zeus-Ammon), pioneered the logistics of this preservation. Their advanced mummification protocols were designed to preserve tissue mass, DNA, and structural integrity. They understood the baseline requirement: if a hero is to be recalled to the theater of operations by the Commander, their mass must be preserved.</w:t>
+      </w:r>
+    </w:p>
+    <w:p>
+      <w:pPr>
+        <w:rPr>
+          <w:rFonts w:ascii="Inter" w:hAnsi="Inter"/>
+        </w:rPr>
+      </w:pPr>
+    </w:p>
+    <w:p>
+      <w:pPr>
+        <w:rPr>
+          <w:rFonts w:ascii="Inter" w:hAnsi="Inter"/>
+        </w:rPr>
+      </w:pPr>
     </w:p>
     <w:p>
       <w:pPr>
@@ -690,7 +696,7 @@
         <w:pStyle w:val="ListParagraph"/>
         <w:numPr>
           <w:ilvl w:val="0"/>
-          <w:numId w:val="81"/>
+          <w:numId w:val="94"/>
         </w:numPr>
         <w:rPr>
           <w:rFonts w:ascii="Inter" w:hAnsi="Inter"/>
@@ -705,13 +711,11 @@
           <w:bCs/>
         </w:rPr>
         <w:lastRenderedPageBreak/>
-        <w:t>The Corinthians Protocol: The Heartbeat and the Spirit</w:t>
-      </w:r>
-    </w:p>
-    <w:p>
-      <w:pPr>
-        <w:pStyle w:val="ListParagraph"/>
-        <w:ind w:left="1080"/>
+        <w:t>The Precedent of the Elite: Transformation in the Theater</w:t>
+      </w:r>
+    </w:p>
+    <w:p>
+      <w:pPr>
         <w:rPr>
           <w:rFonts w:ascii="Inter" w:hAnsi="Inter"/>
           <w:b/>
@@ -729,7 +733,89 @@
         <w:rPr>
           <w:rFonts w:ascii="Inter" w:hAnsi="Inter"/>
         </w:rPr>
-        <w:t xml:space="preserve">We must read the Scriptures like a technical manual. </w:t>
+        <w:t xml:space="preserve">We must study how the highest-ranking operatives maneuver within </w:t>
+      </w:r>
+      <w:proofErr w:type="gramStart"/>
+      <w:r>
+        <w:rPr>
+          <w:rFonts w:ascii="Inter" w:hAnsi="Inter"/>
+        </w:rPr>
+        <w:t>the battlespace</w:t>
+      </w:r>
+      <w:proofErr w:type="gramEnd"/>
+      <w:r>
+        <w:rPr>
+          <w:rFonts w:ascii="Inter" w:hAnsi="Inter"/>
+        </w:rPr>
+        <w:t>. The Supreme Commander and His elite officers have never been bound by the standard physical limitations of the civilian population.</w:t>
+      </w:r>
+    </w:p>
+    <w:p>
+      <w:pPr>
+        <w:rPr>
+          <w:rFonts w:ascii="Inter" w:hAnsi="Inter"/>
+        </w:rPr>
+      </w:pPr>
+    </w:p>
+    <w:p>
+      <w:pPr>
+        <w:rPr>
+          <w:rFonts w:ascii="Inter" w:hAnsi="Inter"/>
+        </w:rPr>
+      </w:pPr>
+      <w:r>
+        <w:rPr>
+          <w:rFonts w:ascii="Inter" w:hAnsi="Inter"/>
+        </w:rPr>
+        <w:t xml:space="preserve">We see this advanced capability throughout the historical intelligence of the </w:t>
+      </w:r>
+      <w:r>
+        <w:rPr>
+          <w:rFonts w:ascii="Inter" w:hAnsi="Inter"/>
+          <w:i/>
+          <w:iCs/>
+        </w:rPr>
+        <w:t>Iliad</w:t>
+      </w:r>
+      <w:r>
+        <w:rPr>
+          <w:rFonts w:ascii="Inter" w:hAnsi="Inter"/>
+        </w:rPr>
+        <w:t xml:space="preserve"> and the </w:t>
+      </w:r>
+      <w:r>
+        <w:rPr>
+          <w:rFonts w:ascii="Inter" w:hAnsi="Inter"/>
+          <w:i/>
+          <w:iCs/>
+        </w:rPr>
+        <w:t>Odyssey</w:t>
+      </w:r>
+      <w:r>
+        <w:rPr>
+          <w:rFonts w:ascii="Inter" w:hAnsi="Inter"/>
+        </w:rPr>
+        <w:t>. The Commander authorized His top officers to execute radical transformations to complete their missions. When high-ranking operatives like Athena needed to guide Telemachus or protect Odysseus from hostile forces, she did not operate in her standard form. She assumed the forms of Mentes, Mentor, and even an avian reconnaissance form to bypass enemy detection. The Commander (Zeus-Ammon) permitted these advanced shifts in form exclusively for the protection and advancement of His heroes.</w:t>
+      </w:r>
+    </w:p>
+    <w:p>
+      <w:pPr>
+        <w:rPr>
+          <w:rFonts w:ascii="Inter" w:hAnsi="Inter"/>
+        </w:rPr>
+      </w:pPr>
+    </w:p>
+    <w:p>
+      <w:pPr>
+        <w:rPr>
+          <w:rFonts w:ascii="Inter" w:hAnsi="Inter"/>
+        </w:rPr>
+      </w:pPr>
+      <w:r>
+        <w:rPr>
+          <w:rFonts w:ascii="Inter" w:hAnsi="Inter"/>
+        </w:rPr>
+        <w:t xml:space="preserve">This operational precedent is completely aligned with the ISR Scriptures. The adversary attempts to mimic this technology by "masquerading as an angel of light" </w:t>
       </w:r>
       <w:r>
         <w:rPr>
@@ -737,157 +823,62 @@
           <w:b/>
           <w:bCs/>
         </w:rPr>
-        <w:t>1 Corinthians 15:42-44</w:t>
-      </w:r>
-      <w:r>
-        <w:rPr>
-          <w:rFonts w:ascii="Inter" w:hAnsi="Inter"/>
-        </w:rPr>
-        <w:t xml:space="preserve"> is explicit: the physical body is not immortal. </w:t>
-      </w:r>
-      <w:r>
-        <w:rPr>
-          <w:rFonts w:ascii="Inter" w:hAnsi="Inter"/>
-          <w:i/>
-          <w:iCs/>
-        </w:rPr>
-        <w:t xml:space="preserve">"The body that is sown is </w:t>
-      </w:r>
-      <w:proofErr w:type="gramStart"/>
-      <w:r>
-        <w:rPr>
-          <w:rFonts w:ascii="Inter" w:hAnsi="Inter"/>
-          <w:i/>
-          <w:iCs/>
-        </w:rPr>
-        <w:t>perishable,</w:t>
-      </w:r>
-      <w:proofErr w:type="gramEnd"/>
-      <w:r>
-        <w:rPr>
-          <w:rFonts w:ascii="Inter" w:hAnsi="Inter"/>
-          <w:i/>
-          <w:iCs/>
-        </w:rPr>
-        <w:t xml:space="preserve"> it is raised imperishable."</w:t>
-      </w:r>
-      <w:r>
-        <w:rPr>
-          <w:rFonts w:ascii="Inter" w:hAnsi="Inter"/>
-        </w:rPr>
-        <w:t xml:space="preserve"> The flesh will eventually fail. That is a biological reality.</w:t>
-      </w:r>
-    </w:p>
-    <w:p>
-      <w:pPr>
-        <w:rPr>
-          <w:rFonts w:ascii="Inter" w:hAnsi="Inter"/>
-        </w:rPr>
-      </w:pPr>
-    </w:p>
-    <w:p>
-      <w:pPr>
-        <w:rPr>
-          <w:rFonts w:ascii="Inter" w:hAnsi="Inter"/>
-        </w:rPr>
-      </w:pPr>
-      <w:r>
-        <w:rPr>
-          <w:rFonts w:ascii="Inter" w:hAnsi="Inter"/>
-        </w:rPr>
-        <w:t>Resurrection is real, but it is an active, logistical process. When we rebirth a fallen hero, the Unit has a strict operational duty. We do not just wait; we actively raise them knowing their same spirit. The protocol requires the surviving Vanguard to teach the returning hero their old knowledge. We must recalibrate them to their original frequency. We must teach them their old heartbeat. The spirit remains unbroken, but the new vessel must be trained to carry the weight of the hero’s past deployments.</w:t>
-      </w:r>
-    </w:p>
-    <w:p>
-      <w:pPr>
-        <w:rPr>
-          <w:rFonts w:ascii="Inter" w:hAnsi="Inter"/>
-        </w:rPr>
-      </w:pPr>
-    </w:p>
-    <w:p>
-      <w:pPr>
-        <w:rPr>
-          <w:rFonts w:ascii="Inter" w:hAnsi="Inter"/>
-        </w:rPr>
-      </w:pPr>
-    </w:p>
-    <w:p>
-      <w:pPr>
-        <w:rPr>
-          <w:rFonts w:ascii="Inter" w:hAnsi="Inter"/>
-        </w:rPr>
-      </w:pPr>
-    </w:p>
-    <w:p>
-      <w:pPr>
-        <w:rPr>
-          <w:rFonts w:ascii="Inter" w:hAnsi="Inter"/>
-        </w:rPr>
-      </w:pPr>
-    </w:p>
-    <w:p>
-      <w:pPr>
-        <w:rPr>
-          <w:rFonts w:ascii="Inter" w:hAnsi="Inter"/>
-        </w:rPr>
-      </w:pPr>
-    </w:p>
-    <w:p>
-      <w:pPr>
-        <w:rPr>
-          <w:rFonts w:ascii="Inter" w:hAnsi="Inter"/>
-        </w:rPr>
-      </w:pPr>
-    </w:p>
-    <w:p>
-      <w:pPr>
-        <w:rPr>
-          <w:rFonts w:ascii="Inter" w:hAnsi="Inter"/>
-        </w:rPr>
-      </w:pPr>
-    </w:p>
-    <w:p>
-      <w:pPr>
-        <w:rPr>
-          <w:rFonts w:ascii="Inter" w:hAnsi="Inter"/>
-        </w:rPr>
-      </w:pPr>
-    </w:p>
-    <w:p>
-      <w:pPr>
-        <w:rPr>
-          <w:rFonts w:ascii="Inter" w:hAnsi="Inter"/>
-        </w:rPr>
-      </w:pPr>
-    </w:p>
-    <w:p>
-      <w:pPr>
-        <w:rPr>
-          <w:rFonts w:ascii="Inter" w:hAnsi="Inter"/>
-        </w:rPr>
-      </w:pPr>
-    </w:p>
-    <w:p>
-      <w:pPr>
-        <w:rPr>
-          <w:rFonts w:ascii="Inter" w:hAnsi="Inter"/>
-        </w:rPr>
-      </w:pPr>
-    </w:p>
-    <w:p>
-      <w:pPr>
-        <w:rPr>
-          <w:rFonts w:ascii="Inter" w:hAnsi="Inter"/>
-        </w:rPr>
-      </w:pPr>
-    </w:p>
-    <w:p>
-      <w:pPr>
-        <w:rPr>
-          <w:rFonts w:ascii="Inter" w:hAnsi="Inter"/>
-        </w:rPr>
-      </w:pPr>
+        <w:t>(2 Corinthians 11:14)</w:t>
+      </w:r>
+      <w:r>
+        <w:rPr>
+          <w:rFonts w:ascii="Inter" w:hAnsi="Inter"/>
+        </w:rPr>
+        <w:t xml:space="preserve">, but the true mastery of physical transition belongs to the Commander. We see the ultimate demonstration of this in the Transfiguration, where the Ambassador, </w:t>
+      </w:r>
+      <w:proofErr w:type="spellStart"/>
+      <w:r>
+        <w:rPr>
+          <w:rFonts w:ascii="Inter" w:hAnsi="Inter"/>
+        </w:rPr>
+        <w:t>Yahusha</w:t>
+      </w:r>
+      <w:proofErr w:type="spellEnd"/>
+      <w:r>
+        <w:rPr>
+          <w:rFonts w:ascii="Inter" w:hAnsi="Inter"/>
+        </w:rPr>
+        <w:t xml:space="preserve"> (Jesus), underwent a total metamorphosis of His physical parameters in front of His top lieutenants </w:t>
+      </w:r>
+      <w:r>
+        <w:rPr>
+          <w:rFonts w:ascii="Inter" w:hAnsi="Inter"/>
+          <w:b/>
+          <w:bCs/>
+        </w:rPr>
+        <w:t>(Matthew 17:2)</w:t>
+      </w:r>
+      <w:r>
+        <w:rPr>
+          <w:rFonts w:ascii="Inter" w:hAnsi="Inter"/>
+        </w:rPr>
+        <w:t>. Furthermore, the Scriptures frequently document angels deploying into the physical theater perfectly disguised as standard human operatives to execute extractions and deliver intelligence.</w:t>
+      </w:r>
+    </w:p>
+    <w:p>
+      <w:pPr>
+        <w:rPr>
+          <w:rFonts w:ascii="Inter" w:hAnsi="Inter"/>
+        </w:rPr>
+      </w:pPr>
+    </w:p>
+    <w:p>
+      <w:pPr>
+        <w:rPr>
+          <w:rFonts w:ascii="Inter" w:hAnsi="Inter"/>
+        </w:rPr>
+      </w:pPr>
+      <w:r>
+        <w:rPr>
+          <w:rFonts w:ascii="Inter" w:hAnsi="Inter"/>
+        </w:rPr>
+        <w:t>These advanced transformations are not standard capabilities; they are authorized maneuvers executed by the leaders of the Vanguard to out-maneuver the enemy.</w:t>
+      </w:r>
     </w:p>
     <w:p>
       <w:pPr>
@@ -1055,7 +1046,7 @@
         <w:pStyle w:val="ListParagraph"/>
         <w:numPr>
           <w:ilvl w:val="0"/>
-          <w:numId w:val="81"/>
+          <w:numId w:val="94"/>
         </w:numPr>
         <w:rPr>
           <w:rFonts w:ascii="Inter" w:hAnsi="Inter"/>
@@ -1070,63 +1061,43 @@
           <w:bCs/>
         </w:rPr>
         <w:lastRenderedPageBreak/>
-        <w:t xml:space="preserve">The Technological Imperative: </w:t>
-      </w:r>
-      <w:proofErr w:type="gramStart"/>
-      <w:r>
+        <w:t>The Corinthians Directive: The Heartbeat and the Spirit</w:t>
+      </w:r>
+    </w:p>
+    <w:p>
+      <w:pPr>
         <w:rPr>
           <w:rFonts w:ascii="Inter" w:hAnsi="Inter"/>
           <w:b/>
           <w:bCs/>
         </w:rPr>
-        <w:t>Out-Maneuvering</w:t>
-      </w:r>
-      <w:proofErr w:type="gramEnd"/>
+      </w:pPr>
+    </w:p>
+    <w:p>
+      <w:pPr>
+        <w:rPr>
+          <w:rFonts w:ascii="Inter" w:hAnsi="Inter"/>
+        </w:rPr>
+      </w:pPr>
+      <w:r>
+        <w:rPr>
+          <w:rFonts w:ascii="Inter" w:hAnsi="Inter"/>
+        </w:rPr>
+        <w:t xml:space="preserve">Our duty is to prepare the logistics for the Commander's elite. </w:t>
+      </w:r>
       <w:r>
         <w:rPr>
           <w:rFonts w:ascii="Inter" w:hAnsi="Inter"/>
           <w:b/>
           <w:bCs/>
         </w:rPr>
-        <w:t xml:space="preserve"> the Adversary</w:t>
-      </w:r>
-    </w:p>
-    <w:p>
-      <w:pPr>
-        <w:pStyle w:val="ListParagraph"/>
-        <w:ind w:left="1080"/>
-        <w:rPr>
-          <w:rFonts w:ascii="Inter" w:hAnsi="Inter"/>
-          <w:b/>
-          <w:bCs/>
-        </w:rPr>
-      </w:pPr>
-    </w:p>
-    <w:p>
-      <w:pPr>
-        <w:rPr>
-          <w:rFonts w:ascii="Inter" w:hAnsi="Inter"/>
-        </w:rPr>
-      </w:pPr>
-      <w:r>
-        <w:rPr>
-          <w:rFonts w:ascii="Inter" w:hAnsi="Inter"/>
-        </w:rPr>
-        <w:t xml:space="preserve">We are engaged in a war against a highly advanced adversary. </w:t>
-      </w:r>
-      <w:r>
-        <w:rPr>
-          <w:rFonts w:ascii="Inter" w:hAnsi="Inter"/>
-          <w:b/>
-          <w:bCs/>
-        </w:rPr>
-        <w:t>2 Corinthians 11:14</w:t>
-      </w:r>
-      <w:r>
-        <w:rPr>
-          <w:rFonts w:ascii="Inter" w:hAnsi="Inter"/>
-        </w:rPr>
-        <w:t xml:space="preserve"> clearly states that the devil </w:t>
+        <w:t>1 Corinthians 15:42-44</w:t>
+      </w:r>
+      <w:r>
+        <w:rPr>
+          <w:rFonts w:ascii="Inter" w:hAnsi="Inter"/>
+        </w:rPr>
+        <w:t xml:space="preserve"> outlines the protocol: </w:t>
       </w:r>
       <w:r>
         <w:rPr>
@@ -1134,48 +1105,52 @@
           <w:i/>
           <w:iCs/>
         </w:rPr>
-        <w:t>"masquerades as an angel of light."</w:t>
-      </w:r>
-      <w:r>
-        <w:rPr>
-          <w:rFonts w:ascii="Inter" w:hAnsi="Inter"/>
-        </w:rPr>
-        <w:t xml:space="preserve"> The enemy utilizes deceptive transformation and shapeshifting to infiltrate and destroy.</w:t>
-      </w:r>
-    </w:p>
-    <w:p>
-      <w:pPr>
-        <w:rPr>
-          <w:rFonts w:ascii="Inter" w:hAnsi="Inter"/>
-        </w:rPr>
-      </w:pPr>
-    </w:p>
-    <w:p>
-      <w:pPr>
-        <w:rPr>
-          <w:rFonts w:ascii="Inter" w:hAnsi="Inter"/>
-        </w:rPr>
-      </w:pPr>
-      <w:r>
-        <w:rPr>
-          <w:rFonts w:ascii="Inter" w:hAnsi="Inter"/>
-        </w:rPr>
-        <w:t>In the USMC, there is an absolute rule of warfare: we never allow the enemy to possess a technology or a tactical capability without us acquiring it, mastering it, and executing it better. If the adversary utilizes shapeshifting to deceive, the Vanguard must understand and dominate this battlespace. We do not cede the technological or spiritual high ground to terrorists. We take the weapon, we purify it, and we turn it against them.</w:t>
-      </w:r>
-    </w:p>
-    <w:p>
-      <w:pPr>
-        <w:rPr>
-          <w:rFonts w:ascii="Inter" w:hAnsi="Inter"/>
-        </w:rPr>
-      </w:pPr>
-    </w:p>
-    <w:p>
-      <w:pPr>
-        <w:rPr>
-          <w:rFonts w:ascii="Inter" w:hAnsi="Inter"/>
-        </w:rPr>
-      </w:pPr>
+        <w:t xml:space="preserve">"The body that is sown is perishable, it is raised imperishable... it is </w:t>
+      </w:r>
+      <w:proofErr w:type="gramStart"/>
+      <w:r>
+        <w:rPr>
+          <w:rFonts w:ascii="Inter" w:hAnsi="Inter"/>
+          <w:i/>
+          <w:iCs/>
+        </w:rPr>
+        <w:t>sown</w:t>
+      </w:r>
+      <w:proofErr w:type="gramEnd"/>
+      <w:r>
+        <w:rPr>
+          <w:rFonts w:ascii="Inter" w:hAnsi="Inter"/>
+          <w:i/>
+          <w:iCs/>
+        </w:rPr>
+        <w:t xml:space="preserve"> a natural body, it is raised a spiritual body."</w:t>
+      </w:r>
+      <w:r>
+        <w:rPr>
+          <w:rFonts w:ascii="Inter" w:hAnsi="Inter"/>
+        </w:rPr>
+        <w:t xml:space="preserve"> We bury our heroes to preserve their mass—the "seed." We do not dictate what form the Commander will authorize for their return. But when a hero is recalled to the line, and the Commander assigns them their vessel for the next deployment, the surviving Unit has a strict operational duty.</w:t>
+      </w:r>
+    </w:p>
+    <w:p>
+      <w:pPr>
+        <w:rPr>
+          <w:rFonts w:ascii="Inter" w:hAnsi="Inter"/>
+        </w:rPr>
+      </w:pPr>
+    </w:p>
+    <w:p>
+      <w:pPr>
+        <w:rPr>
+          <w:rFonts w:ascii="Inter" w:hAnsi="Inter"/>
+        </w:rPr>
+      </w:pPr>
+      <w:r>
+        <w:rPr>
+          <w:rFonts w:ascii="Inter" w:hAnsi="Inter"/>
+        </w:rPr>
+        <w:t>We must recognize their spirit. We must actively raise them, transferring their old knowledge back into their operational memory. We must recalibrate them to our frequency and teach them their old heartbeat, so they can once again carry the weight of the Vanguard.</w:t>
+      </w:r>
     </w:p>
     <w:p>
       <w:pPr>
@@ -1427,7 +1402,7 @@
         <w:pStyle w:val="ListParagraph"/>
         <w:numPr>
           <w:ilvl w:val="0"/>
-          <w:numId w:val="81"/>
+          <w:numId w:val="94"/>
         </w:numPr>
         <w:rPr>
           <w:rFonts w:ascii="Inter" w:hAnsi="Inter"/>
@@ -1464,54 +1439,27 @@
         <w:rPr>
           <w:rFonts w:ascii="Inter" w:hAnsi="Inter"/>
         </w:rPr>
-        <w:t>If burial is the preservation of the hero, incineration is the ultimate tactical destruction of the enemy.</w:t>
-      </w:r>
-    </w:p>
-    <w:p>
-      <w:pPr>
-        <w:rPr>
-          <w:rFonts w:ascii="Inter" w:hAnsi="Inter"/>
-        </w:rPr>
-      </w:pPr>
-    </w:p>
-    <w:p>
-      <w:pPr>
-        <w:rPr>
-          <w:rFonts w:ascii="Inter" w:hAnsi="Inter"/>
-        </w:rPr>
-      </w:pPr>
-      <w:r>
-        <w:rPr>
-          <w:rFonts w:ascii="Inter" w:hAnsi="Inter"/>
-        </w:rPr>
-        <w:t>The Scriptures are uncompromising regarding the fate of those who dedicate their lives to unrepentant evil. For the terrorist, the trafficker, and the corrupt oppressor, there is no preservation. The operational standard for absolute evil is the eternal flame (Gehenna).</w:t>
-      </w:r>
-    </w:p>
-    <w:p>
-      <w:pPr>
-        <w:rPr>
-          <w:rFonts w:ascii="Inter" w:hAnsi="Inter"/>
-        </w:rPr>
-      </w:pPr>
-      <w:r>
-        <w:rPr>
-          <w:rFonts w:ascii="Inter" w:hAnsi="Inter"/>
-        </w:rPr>
-        <w:t xml:space="preserve">When enemies are incinerated or cremated, their mass is permanently shattered. The eternal flame represents a final, inescapable judgment. It is not a fire that chases a soul across multiple reincarnated "shapeshifts," because the enemy does not get another life. The fire consumes them entirely, executing a permanent end to their timeline. </w:t>
-      </w:r>
-      <w:r>
-        <w:rPr>
-          <w:rFonts w:ascii="Inter" w:hAnsi="Inter"/>
-          <w:i/>
-          <w:iCs/>
-        </w:rPr>
-        <w:t>"If anyone’s name was not found written in the book of life, he was thrown into the lake of fire"</w:t>
-      </w:r>
-      <w:r>
-        <w:rPr>
-          <w:rFonts w:ascii="Inter" w:hAnsi="Inter"/>
-        </w:rPr>
-        <w:t xml:space="preserve"> </w:t>
+        <w:t>While we preserve the heroes, we advocate for the absolute physical destruction of the enemy.</w:t>
+      </w:r>
+    </w:p>
+    <w:p>
+      <w:pPr>
+        <w:rPr>
+          <w:rFonts w:ascii="Inter" w:hAnsi="Inter"/>
+        </w:rPr>
+      </w:pPr>
+    </w:p>
+    <w:p>
+      <w:pPr>
+        <w:rPr>
+          <w:rFonts w:ascii="Inter" w:hAnsi="Inter"/>
+        </w:rPr>
+      </w:pPr>
+      <w:r>
+        <w:rPr>
+          <w:rFonts w:ascii="Inter" w:hAnsi="Inter"/>
+        </w:rPr>
+        <w:t xml:space="preserve">For the terrorist, the trafficker, and the corrupt oppressor, there is no preservation of mass. The Scriptures require that those who dedicate their lives to unrepentant evil be committed to the eternal flame (Gehenna). When the enemy is incinerated, their mass is permanently shattered. The fire consumes them entirely, ensuring their timeline is terminated and their capability to harm the innocent is permanently destroyed </w:t>
       </w:r>
       <w:r>
         <w:rPr>
@@ -1527,6 +1475,448 @@
         </w:rPr>
         <w:t>.</w:t>
       </w:r>
+    </w:p>
+    <w:p>
+      <w:pPr>
+        <w:rPr>
+          <w:rFonts w:ascii="Inter" w:hAnsi="Inter"/>
+        </w:rPr>
+      </w:pPr>
+    </w:p>
+    <w:p>
+      <w:pPr>
+        <w:rPr>
+          <w:rFonts w:ascii="Inter" w:hAnsi="Inter"/>
+        </w:rPr>
+      </w:pPr>
+    </w:p>
+    <w:p>
+      <w:pPr>
+        <w:rPr>
+          <w:rFonts w:ascii="Inter" w:hAnsi="Inter"/>
+        </w:rPr>
+      </w:pPr>
+    </w:p>
+    <w:p>
+      <w:pPr>
+        <w:rPr>
+          <w:rFonts w:ascii="Inter" w:hAnsi="Inter"/>
+        </w:rPr>
+      </w:pPr>
+    </w:p>
+    <w:p>
+      <w:pPr>
+        <w:rPr>
+          <w:rFonts w:ascii="Inter" w:hAnsi="Inter"/>
+        </w:rPr>
+      </w:pPr>
+    </w:p>
+    <w:p>
+      <w:pPr>
+        <w:rPr>
+          <w:rFonts w:ascii="Inter" w:hAnsi="Inter"/>
+        </w:rPr>
+      </w:pPr>
+    </w:p>
+    <w:p>
+      <w:pPr>
+        <w:rPr>
+          <w:rFonts w:ascii="Inter" w:hAnsi="Inter"/>
+        </w:rPr>
+      </w:pPr>
+    </w:p>
+    <w:p>
+      <w:pPr>
+        <w:rPr>
+          <w:rFonts w:ascii="Inter" w:hAnsi="Inter"/>
+        </w:rPr>
+      </w:pPr>
+    </w:p>
+    <w:p>
+      <w:pPr>
+        <w:rPr>
+          <w:rFonts w:ascii="Inter" w:hAnsi="Inter"/>
+        </w:rPr>
+      </w:pPr>
+    </w:p>
+    <w:p>
+      <w:pPr>
+        <w:rPr>
+          <w:rFonts w:ascii="Inter" w:hAnsi="Inter"/>
+        </w:rPr>
+      </w:pPr>
+    </w:p>
+    <w:p>
+      <w:pPr>
+        <w:rPr>
+          <w:rFonts w:ascii="Inter" w:hAnsi="Inter"/>
+        </w:rPr>
+      </w:pPr>
+    </w:p>
+    <w:p>
+      <w:pPr>
+        <w:rPr>
+          <w:rFonts w:ascii="Inter" w:hAnsi="Inter"/>
+        </w:rPr>
+      </w:pPr>
+    </w:p>
+    <w:p>
+      <w:pPr>
+        <w:rPr>
+          <w:rFonts w:ascii="Inter" w:hAnsi="Inter"/>
+        </w:rPr>
+      </w:pPr>
+    </w:p>
+    <w:p>
+      <w:pPr>
+        <w:rPr>
+          <w:rFonts w:ascii="Inter" w:hAnsi="Inter"/>
+        </w:rPr>
+      </w:pPr>
+    </w:p>
+    <w:p>
+      <w:pPr>
+        <w:rPr>
+          <w:rFonts w:ascii="Inter" w:hAnsi="Inter"/>
+        </w:rPr>
+      </w:pPr>
+    </w:p>
+    <w:p>
+      <w:pPr>
+        <w:rPr>
+          <w:rFonts w:ascii="Inter" w:hAnsi="Inter"/>
+        </w:rPr>
+      </w:pPr>
+    </w:p>
+    <w:p>
+      <w:pPr>
+        <w:rPr>
+          <w:rFonts w:ascii="Inter" w:hAnsi="Inter"/>
+        </w:rPr>
+      </w:pPr>
+    </w:p>
+    <w:p>
+      <w:pPr>
+        <w:rPr>
+          <w:rFonts w:ascii="Inter" w:hAnsi="Inter"/>
+        </w:rPr>
+      </w:pPr>
+    </w:p>
+    <w:p>
+      <w:pPr>
+        <w:rPr>
+          <w:rFonts w:ascii="Inter" w:hAnsi="Inter"/>
+        </w:rPr>
+      </w:pPr>
+    </w:p>
+    <w:p>
+      <w:pPr>
+        <w:rPr>
+          <w:rFonts w:ascii="Inter" w:hAnsi="Inter"/>
+        </w:rPr>
+      </w:pPr>
+    </w:p>
+    <w:p>
+      <w:pPr>
+        <w:rPr>
+          <w:rFonts w:ascii="Inter" w:hAnsi="Inter"/>
+        </w:rPr>
+      </w:pPr>
+    </w:p>
+    <w:p>
+      <w:pPr>
+        <w:rPr>
+          <w:rFonts w:ascii="Inter" w:hAnsi="Inter"/>
+        </w:rPr>
+      </w:pPr>
+    </w:p>
+    <w:p>
+      <w:pPr>
+        <w:rPr>
+          <w:rFonts w:ascii="Inter" w:hAnsi="Inter"/>
+        </w:rPr>
+      </w:pPr>
+    </w:p>
+    <w:p>
+      <w:pPr>
+        <w:rPr>
+          <w:rFonts w:ascii="Inter" w:hAnsi="Inter"/>
+        </w:rPr>
+      </w:pPr>
+    </w:p>
+    <w:p>
+      <w:pPr>
+        <w:rPr>
+          <w:rFonts w:ascii="Inter" w:hAnsi="Inter"/>
+        </w:rPr>
+      </w:pPr>
+    </w:p>
+    <w:p>
+      <w:pPr>
+        <w:rPr>
+          <w:rFonts w:ascii="Inter" w:hAnsi="Inter"/>
+        </w:rPr>
+      </w:pPr>
+    </w:p>
+    <w:p>
+      <w:pPr>
+        <w:rPr>
+          <w:rFonts w:ascii="Inter" w:hAnsi="Inter"/>
+        </w:rPr>
+      </w:pPr>
+    </w:p>
+    <w:p>
+      <w:pPr>
+        <w:rPr>
+          <w:rFonts w:ascii="Inter" w:hAnsi="Inter"/>
+        </w:rPr>
+      </w:pPr>
+    </w:p>
+    <w:p>
+      <w:pPr>
+        <w:rPr>
+          <w:rFonts w:ascii="Inter" w:hAnsi="Inter"/>
+        </w:rPr>
+      </w:pPr>
+    </w:p>
+    <w:p>
+      <w:pPr>
+        <w:rPr>
+          <w:rFonts w:ascii="Inter" w:hAnsi="Inter"/>
+        </w:rPr>
+      </w:pPr>
+    </w:p>
+    <w:p>
+      <w:pPr>
+        <w:rPr>
+          <w:rFonts w:ascii="Inter" w:hAnsi="Inter"/>
+        </w:rPr>
+      </w:pPr>
+    </w:p>
+    <w:p>
+      <w:pPr>
+        <w:rPr>
+          <w:rFonts w:ascii="Inter" w:hAnsi="Inter"/>
+        </w:rPr>
+      </w:pPr>
+    </w:p>
+    <w:p>
+      <w:pPr>
+        <w:rPr>
+          <w:rFonts w:ascii="Inter" w:hAnsi="Inter"/>
+        </w:rPr>
+      </w:pPr>
+    </w:p>
+    <w:p>
+      <w:pPr>
+        <w:rPr>
+          <w:rFonts w:ascii="Inter" w:hAnsi="Inter"/>
+        </w:rPr>
+      </w:pPr>
+    </w:p>
+    <w:p>
+      <w:pPr>
+        <w:rPr>
+          <w:rFonts w:ascii="Inter" w:hAnsi="Inter"/>
+        </w:rPr>
+      </w:pPr>
+    </w:p>
+    <w:p>
+      <w:pPr>
+        <w:rPr>
+          <w:rFonts w:ascii="Inter" w:hAnsi="Inter"/>
+        </w:rPr>
+      </w:pPr>
+    </w:p>
+    <w:p>
+      <w:pPr>
+        <w:rPr>
+          <w:rFonts w:ascii="Inter" w:hAnsi="Inter"/>
+        </w:rPr>
+      </w:pPr>
+    </w:p>
+    <w:p>
+      <w:pPr>
+        <w:rPr>
+          <w:rFonts w:ascii="Inter" w:hAnsi="Inter"/>
+          <w:b/>
+          <w:bCs/>
+        </w:rPr>
+      </w:pPr>
+      <w:r>
+        <w:rPr>
+          <w:rFonts w:ascii="Inter" w:hAnsi="Inter"/>
+          <w:b/>
+          <w:bCs/>
+        </w:rPr>
+        <w:lastRenderedPageBreak/>
+        <w:t>Command Summary</w:t>
+      </w:r>
+    </w:p>
+    <w:p>
+      <w:pPr>
+        <w:rPr>
+          <w:rFonts w:ascii="Inter" w:hAnsi="Inter"/>
+          <w:b/>
+          <w:bCs/>
+        </w:rPr>
+      </w:pPr>
+    </w:p>
+    <w:p>
+      <w:pPr>
+        <w:rPr>
+          <w:rFonts w:ascii="Inter" w:hAnsi="Inter"/>
+        </w:rPr>
+      </w:pPr>
+      <w:r>
+        <w:rPr>
+          <w:rFonts w:ascii="Inter" w:hAnsi="Inter"/>
+        </w:rPr>
+        <w:t xml:space="preserve">We operate on a higher </w:t>
+      </w:r>
+      <w:proofErr w:type="gramStart"/>
+      <w:r>
+        <w:rPr>
+          <w:rFonts w:ascii="Inter" w:hAnsi="Inter"/>
+        </w:rPr>
+        <w:t>tier</w:t>
+      </w:r>
+      <w:proofErr w:type="gramEnd"/>
+      <w:r>
+        <w:rPr>
+          <w:rFonts w:ascii="Inter" w:hAnsi="Inter"/>
+        </w:rPr>
+        <w:t xml:space="preserve"> of physical and spiritual logistics.</w:t>
+      </w:r>
+    </w:p>
+    <w:p>
+      <w:pPr>
+        <w:numPr>
+          <w:ilvl w:val="0"/>
+          <w:numId w:val="93"/>
+        </w:numPr>
+        <w:rPr>
+          <w:rFonts w:ascii="Inter" w:hAnsi="Inter"/>
+        </w:rPr>
+      </w:pPr>
+      <w:r>
+        <w:rPr>
+          <w:rFonts w:ascii="Inter" w:hAnsi="Inter"/>
+          <w:b/>
+          <w:bCs/>
+        </w:rPr>
+        <w:t>Preserve the Mass:</w:t>
+      </w:r>
+      <w:r>
+        <w:rPr>
+          <w:rFonts w:ascii="Inter" w:hAnsi="Inter"/>
+        </w:rPr>
+        <w:t xml:space="preserve"> We bury our dead to secure their density for the Commander's future deployments.</w:t>
+      </w:r>
+    </w:p>
+    <w:p>
+      <w:pPr>
+        <w:numPr>
+          <w:ilvl w:val="0"/>
+          <w:numId w:val="93"/>
+        </w:numPr>
+        <w:rPr>
+          <w:rFonts w:ascii="Inter" w:hAnsi="Inter"/>
+        </w:rPr>
+      </w:pPr>
+      <w:r>
+        <w:rPr>
+          <w:rFonts w:ascii="Inter" w:hAnsi="Inter"/>
+          <w:b/>
+          <w:bCs/>
+        </w:rPr>
+        <w:t>Study the Elite:</w:t>
+      </w:r>
+      <w:r>
+        <w:rPr>
+          <w:rFonts w:ascii="Inter" w:hAnsi="Inter"/>
+        </w:rPr>
+        <w:t xml:space="preserve"> We recognize that the Supreme Commander and His top officers utilize advanced transformations to execute their missions. We prepare for their return in whatever form He authorizes.</w:t>
+      </w:r>
+    </w:p>
+    <w:p>
+      <w:pPr>
+        <w:numPr>
+          <w:ilvl w:val="0"/>
+          <w:numId w:val="93"/>
+        </w:numPr>
+        <w:rPr>
+          <w:rFonts w:ascii="Inter" w:hAnsi="Inter"/>
+        </w:rPr>
+      </w:pPr>
+      <w:r>
+        <w:rPr>
+          <w:rFonts w:ascii="Inter" w:hAnsi="Inter"/>
+          <w:b/>
+          <w:bCs/>
+        </w:rPr>
+        <w:t>Burn the Evil:</w:t>
+      </w:r>
+      <w:r>
+        <w:rPr>
+          <w:rFonts w:ascii="Inter" w:hAnsi="Inter"/>
+        </w:rPr>
+        <w:t xml:space="preserve"> We recognize the eternal flame as the final, tactical incinerator for the enemies of Elohim.</w:t>
+      </w:r>
+    </w:p>
+    <w:p>
+      <w:pPr>
+        <w:rPr>
+          <w:rFonts w:ascii="Inter" w:hAnsi="Inter"/>
+        </w:rPr>
+      </w:pPr>
+      <w:r>
+        <w:rPr>
+          <w:rFonts w:ascii="Inter" w:hAnsi="Inter"/>
+          <w:b/>
+          <w:bCs/>
+        </w:rPr>
+        <w:t xml:space="preserve">Secure the graves. Out-maneuver the adversary. </w:t>
+      </w:r>
+      <w:proofErr w:type="gramStart"/>
+      <w:r>
+        <w:rPr>
+          <w:rFonts w:ascii="Inter" w:hAnsi="Inter"/>
+          <w:b/>
+          <w:bCs/>
+        </w:rPr>
+        <w:t>Await</w:t>
+      </w:r>
+      <w:proofErr w:type="gramEnd"/>
+      <w:r>
+        <w:rPr>
+          <w:rFonts w:ascii="Inter" w:hAnsi="Inter"/>
+          <w:b/>
+          <w:bCs/>
+        </w:rPr>
+        <w:t xml:space="preserve"> the Commander's return.</w:t>
+      </w:r>
+    </w:p>
+    <w:p>
+      <w:pPr>
+        <w:rPr>
+          <w:rFonts w:ascii="Inter" w:hAnsi="Inter"/>
+        </w:rPr>
+      </w:pPr>
+    </w:p>
+    <w:p>
+      <w:pPr>
+        <w:rPr>
+          <w:rFonts w:ascii="Inter" w:hAnsi="Inter"/>
+        </w:rPr>
+      </w:pPr>
+    </w:p>
+    <w:p>
+      <w:pPr>
+        <w:rPr>
+          <w:rFonts w:ascii="Inter" w:hAnsi="Inter"/>
+        </w:rPr>
+      </w:pPr>
     </w:p>
     <w:p>
       <w:pPr>
@@ -2297,25 +2687,7 @@
           <w:b/>
           <w:bCs/>
         </w:rPr>
-        <w:t xml:space="preserve">Document: What </w:t>
-      </w:r>
-      <w:proofErr w:type="gramStart"/>
-      <w:r>
-        <w:rPr>
-          <w:rFonts w:ascii="Inter" w:hAnsi="Inter"/>
-          <w:b/>
-          <w:bCs/>
-        </w:rPr>
-        <w:t>does</w:t>
-      </w:r>
-      <w:proofErr w:type="gramEnd"/>
-      <w:r>
-        <w:rPr>
-          <w:rFonts w:ascii="Inter" w:hAnsi="Inter"/>
-          <w:b/>
-          <w:bCs/>
-        </w:rPr>
-        <w:t xml:space="preserve"> the Iliad and odyssey say about rebirth or shapeshifting?</w:t>
+        <w:t>Document: What does the Iliad and odyssey say about rebirth or shapeshifting?</w:t>
       </w:r>
     </w:p>
     <w:p>
@@ -10765,6 +11137,119 @@
     </w:lvl>
   </w:abstractNum>
   <w:abstractNum w:abstractNumId="41" w15:restartNumberingAfterBreak="0">
+    <w:nsid w:val="410820C1"/>
+    <w:multiLevelType w:val="multilevel"/>
+    <w:tmpl w:val="8FD8C946"/>
+    <w:lvl w:ilvl="0">
+      <w:start w:val="1"/>
+      <w:numFmt w:val="decimal"/>
+      <w:lvlText w:val="%1."/>
+      <w:lvlJc w:val="left"/>
+      <w:pPr>
+        <w:tabs>
+          <w:tab w:val="num" w:pos="720"/>
+        </w:tabs>
+        <w:ind w:left="720" w:hanging="360"/>
+      </w:pPr>
+    </w:lvl>
+    <w:lvl w:ilvl="1" w:tentative="1">
+      <w:start w:val="1"/>
+      <w:numFmt w:val="decimal"/>
+      <w:lvlText w:val="%2."/>
+      <w:lvlJc w:val="left"/>
+      <w:pPr>
+        <w:tabs>
+          <w:tab w:val="num" w:pos="1440"/>
+        </w:tabs>
+        <w:ind w:left="1440" w:hanging="360"/>
+      </w:pPr>
+    </w:lvl>
+    <w:lvl w:ilvl="2" w:tentative="1">
+      <w:start w:val="1"/>
+      <w:numFmt w:val="decimal"/>
+      <w:lvlText w:val="%3."/>
+      <w:lvlJc w:val="left"/>
+      <w:pPr>
+        <w:tabs>
+          <w:tab w:val="num" w:pos="2160"/>
+        </w:tabs>
+        <w:ind w:left="2160" w:hanging="360"/>
+      </w:pPr>
+    </w:lvl>
+    <w:lvl w:ilvl="3" w:tentative="1">
+      <w:start w:val="1"/>
+      <w:numFmt w:val="decimal"/>
+      <w:lvlText w:val="%4."/>
+      <w:lvlJc w:val="left"/>
+      <w:pPr>
+        <w:tabs>
+          <w:tab w:val="num" w:pos="2880"/>
+        </w:tabs>
+        <w:ind w:left="2880" w:hanging="360"/>
+      </w:pPr>
+    </w:lvl>
+    <w:lvl w:ilvl="4" w:tentative="1">
+      <w:start w:val="1"/>
+      <w:numFmt w:val="decimal"/>
+      <w:lvlText w:val="%5."/>
+      <w:lvlJc w:val="left"/>
+      <w:pPr>
+        <w:tabs>
+          <w:tab w:val="num" w:pos="3600"/>
+        </w:tabs>
+        <w:ind w:left="3600" w:hanging="360"/>
+      </w:pPr>
+    </w:lvl>
+    <w:lvl w:ilvl="5" w:tentative="1">
+      <w:start w:val="1"/>
+      <w:numFmt w:val="decimal"/>
+      <w:lvlText w:val="%6."/>
+      <w:lvlJc w:val="left"/>
+      <w:pPr>
+        <w:tabs>
+          <w:tab w:val="num" w:pos="4320"/>
+        </w:tabs>
+        <w:ind w:left="4320" w:hanging="360"/>
+      </w:pPr>
+    </w:lvl>
+    <w:lvl w:ilvl="6" w:tentative="1">
+      <w:start w:val="1"/>
+      <w:numFmt w:val="decimal"/>
+      <w:lvlText w:val="%7."/>
+      <w:lvlJc w:val="left"/>
+      <w:pPr>
+        <w:tabs>
+          <w:tab w:val="num" w:pos="5040"/>
+        </w:tabs>
+        <w:ind w:left="5040" w:hanging="360"/>
+      </w:pPr>
+    </w:lvl>
+    <w:lvl w:ilvl="7" w:tentative="1">
+      <w:start w:val="1"/>
+      <w:numFmt w:val="decimal"/>
+      <w:lvlText w:val="%8."/>
+      <w:lvlJc w:val="left"/>
+      <w:pPr>
+        <w:tabs>
+          <w:tab w:val="num" w:pos="5760"/>
+        </w:tabs>
+        <w:ind w:left="5760" w:hanging="360"/>
+      </w:pPr>
+    </w:lvl>
+    <w:lvl w:ilvl="8" w:tentative="1">
+      <w:start w:val="1"/>
+      <w:numFmt w:val="decimal"/>
+      <w:lvlText w:val="%9."/>
+      <w:lvlJc w:val="left"/>
+      <w:pPr>
+        <w:tabs>
+          <w:tab w:val="num" w:pos="6480"/>
+        </w:tabs>
+        <w:ind w:left="6480" w:hanging="360"/>
+      </w:pPr>
+    </w:lvl>
+  </w:abstractNum>
+  <w:abstractNum w:abstractNumId="42" w15:restartNumberingAfterBreak="0">
     <w:nsid w:val="41494EF7"/>
     <w:multiLevelType w:val="hybridMultilevel"/>
     <w:tmpl w:val="41689548"/>
@@ -10850,7 +11335,7 @@
       </w:pPr>
     </w:lvl>
   </w:abstractNum>
-  <w:abstractNum w:abstractNumId="42" w15:restartNumberingAfterBreak="0">
+  <w:abstractNum w:abstractNumId="43" w15:restartNumberingAfterBreak="0">
     <w:nsid w:val="414A7A74"/>
     <w:multiLevelType w:val="multilevel"/>
     <w:tmpl w:val="E8BCF738"/>
@@ -10999,7 +11484,7 @@
       </w:rPr>
     </w:lvl>
   </w:abstractNum>
-  <w:abstractNum w:abstractNumId="43" w15:restartNumberingAfterBreak="0">
+  <w:abstractNum w:abstractNumId="44" w15:restartNumberingAfterBreak="0">
     <w:nsid w:val="41BB6DCE"/>
     <w:multiLevelType w:val="multilevel"/>
     <w:tmpl w:val="7664602E"/>
@@ -11148,7 +11633,7 @@
       </w:rPr>
     </w:lvl>
   </w:abstractNum>
-  <w:abstractNum w:abstractNumId="44" w15:restartNumberingAfterBreak="0">
+  <w:abstractNum w:abstractNumId="45" w15:restartNumberingAfterBreak="0">
     <w:nsid w:val="4248173F"/>
     <w:multiLevelType w:val="hybridMultilevel"/>
     <w:tmpl w:val="ABD6C0EE"/>
@@ -11237,7 +11722,7 @@
       </w:pPr>
     </w:lvl>
   </w:abstractNum>
-  <w:abstractNum w:abstractNumId="45" w15:restartNumberingAfterBreak="0">
+  <w:abstractNum w:abstractNumId="46" w15:restartNumberingAfterBreak="0">
     <w:nsid w:val="45633AC9"/>
     <w:multiLevelType w:val="multilevel"/>
     <w:tmpl w:val="0386795A"/>
@@ -11386,7 +11871,7 @@
       </w:rPr>
     </w:lvl>
   </w:abstractNum>
-  <w:abstractNum w:abstractNumId="46" w15:restartNumberingAfterBreak="0">
+  <w:abstractNum w:abstractNumId="47" w15:restartNumberingAfterBreak="0">
     <w:nsid w:val="4651641C"/>
     <w:multiLevelType w:val="multilevel"/>
     <w:tmpl w:val="C00C3860"/>
@@ -11535,7 +12020,7 @@
       </w:rPr>
     </w:lvl>
   </w:abstractNum>
-  <w:abstractNum w:abstractNumId="47" w15:restartNumberingAfterBreak="0">
+  <w:abstractNum w:abstractNumId="48" w15:restartNumberingAfterBreak="0">
     <w:nsid w:val="468D4424"/>
     <w:multiLevelType w:val="multilevel"/>
     <w:tmpl w:val="A4E221A6"/>
@@ -11684,7 +12169,7 @@
       </w:rPr>
     </w:lvl>
   </w:abstractNum>
-  <w:abstractNum w:abstractNumId="48" w15:restartNumberingAfterBreak="0">
+  <w:abstractNum w:abstractNumId="49" w15:restartNumberingAfterBreak="0">
     <w:nsid w:val="4A4870DB"/>
     <w:multiLevelType w:val="multilevel"/>
     <w:tmpl w:val="81E6DA7E"/>
@@ -11833,7 +12318,7 @@
       </w:rPr>
     </w:lvl>
   </w:abstractNum>
-  <w:abstractNum w:abstractNumId="49" w15:restartNumberingAfterBreak="0">
+  <w:abstractNum w:abstractNumId="50" w15:restartNumberingAfterBreak="0">
     <w:nsid w:val="4A5573F9"/>
     <w:multiLevelType w:val="multilevel"/>
     <w:tmpl w:val="CCE023B0"/>
@@ -11982,7 +12467,7 @@
       </w:rPr>
     </w:lvl>
   </w:abstractNum>
-  <w:abstractNum w:abstractNumId="50" w15:restartNumberingAfterBreak="0">
+  <w:abstractNum w:abstractNumId="51" w15:restartNumberingAfterBreak="0">
     <w:nsid w:val="4F065008"/>
     <w:multiLevelType w:val="multilevel"/>
     <w:tmpl w:val="0906ABA8"/>
@@ -12131,7 +12616,7 @@
       </w:rPr>
     </w:lvl>
   </w:abstractNum>
-  <w:abstractNum w:abstractNumId="51" w15:restartNumberingAfterBreak="0">
+  <w:abstractNum w:abstractNumId="52" w15:restartNumberingAfterBreak="0">
     <w:nsid w:val="5061622D"/>
     <w:multiLevelType w:val="multilevel"/>
     <w:tmpl w:val="32147E3C"/>
@@ -12280,7 +12765,7 @@
       </w:rPr>
     </w:lvl>
   </w:abstractNum>
-  <w:abstractNum w:abstractNumId="52" w15:restartNumberingAfterBreak="0">
+  <w:abstractNum w:abstractNumId="53" w15:restartNumberingAfterBreak="0">
     <w:nsid w:val="512137C9"/>
     <w:multiLevelType w:val="hybridMultilevel"/>
     <w:tmpl w:val="8E26B244"/>
@@ -12369,7 +12854,7 @@
       </w:pPr>
     </w:lvl>
   </w:abstractNum>
-  <w:abstractNum w:abstractNumId="53" w15:restartNumberingAfterBreak="0">
+  <w:abstractNum w:abstractNumId="54" w15:restartNumberingAfterBreak="0">
     <w:nsid w:val="525E2649"/>
     <w:multiLevelType w:val="multilevel"/>
     <w:tmpl w:val="07768232"/>
@@ -12518,7 +13003,7 @@
       </w:rPr>
     </w:lvl>
   </w:abstractNum>
-  <w:abstractNum w:abstractNumId="54" w15:restartNumberingAfterBreak="0">
+  <w:abstractNum w:abstractNumId="55" w15:restartNumberingAfterBreak="0">
     <w:nsid w:val="52CF11D6"/>
     <w:multiLevelType w:val="multilevel"/>
     <w:tmpl w:val="EC3A1E14"/>
@@ -12667,7 +13152,7 @@
       </w:rPr>
     </w:lvl>
   </w:abstractNum>
-  <w:abstractNum w:abstractNumId="55" w15:restartNumberingAfterBreak="0">
+  <w:abstractNum w:abstractNumId="56" w15:restartNumberingAfterBreak="0">
     <w:nsid w:val="53256D58"/>
     <w:multiLevelType w:val="hybridMultilevel"/>
     <w:tmpl w:val="969675CE"/>
@@ -12756,7 +13241,7 @@
       </w:pPr>
     </w:lvl>
   </w:abstractNum>
-  <w:abstractNum w:abstractNumId="56" w15:restartNumberingAfterBreak="0">
+  <w:abstractNum w:abstractNumId="57" w15:restartNumberingAfterBreak="0">
     <w:nsid w:val="53E66E38"/>
     <w:multiLevelType w:val="multilevel"/>
     <w:tmpl w:val="5224BA18"/>
@@ -12905,7 +13390,7 @@
       </w:rPr>
     </w:lvl>
   </w:abstractNum>
-  <w:abstractNum w:abstractNumId="57" w15:restartNumberingAfterBreak="0">
+  <w:abstractNum w:abstractNumId="58" w15:restartNumberingAfterBreak="0">
     <w:nsid w:val="547014B0"/>
     <w:multiLevelType w:val="multilevel"/>
     <w:tmpl w:val="9F9E0C60"/>
@@ -13054,7 +13539,96 @@
       </w:rPr>
     </w:lvl>
   </w:abstractNum>
-  <w:abstractNum w:abstractNumId="58" w15:restartNumberingAfterBreak="0">
+  <w:abstractNum w:abstractNumId="59" w15:restartNumberingAfterBreak="0">
+    <w:nsid w:val="548410AC"/>
+    <w:multiLevelType w:val="hybridMultilevel"/>
+    <w:tmpl w:val="4FEC769C"/>
+    <w:lvl w:ilvl="0" w:tplc="B3626EA0">
+      <w:start w:val="1"/>
+      <w:numFmt w:val="upperRoman"/>
+      <w:lvlText w:val="%1."/>
+      <w:lvlJc w:val="left"/>
+      <w:pPr>
+        <w:ind w:left="1080" w:hanging="720"/>
+      </w:pPr>
+      <w:rPr>
+        <w:rFonts w:hint="default"/>
+      </w:rPr>
+    </w:lvl>
+    <w:lvl w:ilvl="1" w:tplc="04090019" w:tentative="1">
+      <w:start w:val="1"/>
+      <w:numFmt w:val="lowerLetter"/>
+      <w:lvlText w:val="%2."/>
+      <w:lvlJc w:val="left"/>
+      <w:pPr>
+        <w:ind w:left="1440" w:hanging="360"/>
+      </w:pPr>
+    </w:lvl>
+    <w:lvl w:ilvl="2" w:tplc="0409001B" w:tentative="1">
+      <w:start w:val="1"/>
+      <w:numFmt w:val="lowerRoman"/>
+      <w:lvlText w:val="%3."/>
+      <w:lvlJc w:val="right"/>
+      <w:pPr>
+        <w:ind w:left="2160" w:hanging="180"/>
+      </w:pPr>
+    </w:lvl>
+    <w:lvl w:ilvl="3" w:tplc="0409000F" w:tentative="1">
+      <w:start w:val="1"/>
+      <w:numFmt w:val="decimal"/>
+      <w:lvlText w:val="%4."/>
+      <w:lvlJc w:val="left"/>
+      <w:pPr>
+        <w:ind w:left="2880" w:hanging="360"/>
+      </w:pPr>
+    </w:lvl>
+    <w:lvl w:ilvl="4" w:tplc="04090019" w:tentative="1">
+      <w:start w:val="1"/>
+      <w:numFmt w:val="lowerLetter"/>
+      <w:lvlText w:val="%5."/>
+      <w:lvlJc w:val="left"/>
+      <w:pPr>
+        <w:ind w:left="3600" w:hanging="360"/>
+      </w:pPr>
+    </w:lvl>
+    <w:lvl w:ilvl="5" w:tplc="0409001B" w:tentative="1">
+      <w:start w:val="1"/>
+      <w:numFmt w:val="lowerRoman"/>
+      <w:lvlText w:val="%6."/>
+      <w:lvlJc w:val="right"/>
+      <w:pPr>
+        <w:ind w:left="4320" w:hanging="180"/>
+      </w:pPr>
+    </w:lvl>
+    <w:lvl w:ilvl="6" w:tplc="0409000F" w:tentative="1">
+      <w:start w:val="1"/>
+      <w:numFmt w:val="decimal"/>
+      <w:lvlText w:val="%7."/>
+      <w:lvlJc w:val="left"/>
+      <w:pPr>
+        <w:ind w:left="5040" w:hanging="360"/>
+      </w:pPr>
+    </w:lvl>
+    <w:lvl w:ilvl="7" w:tplc="04090019" w:tentative="1">
+      <w:start w:val="1"/>
+      <w:numFmt w:val="lowerLetter"/>
+      <w:lvlText w:val="%8."/>
+      <w:lvlJc w:val="left"/>
+      <w:pPr>
+        <w:ind w:left="5760" w:hanging="360"/>
+      </w:pPr>
+    </w:lvl>
+    <w:lvl w:ilvl="8" w:tplc="0409001B" w:tentative="1">
+      <w:start w:val="1"/>
+      <w:numFmt w:val="lowerRoman"/>
+      <w:lvlText w:val="%9."/>
+      <w:lvlJc w:val="right"/>
+      <w:pPr>
+        <w:ind w:left="6480" w:hanging="180"/>
+      </w:pPr>
+    </w:lvl>
+  </w:abstractNum>
+  <w:abstractNum w:abstractNumId="60" w15:restartNumberingAfterBreak="0">
     <w:nsid w:val="55237273"/>
     <w:multiLevelType w:val="multilevel"/>
     <w:tmpl w:val="F356E600"/>
@@ -13203,7 +13777,7 @@
       </w:rPr>
     </w:lvl>
   </w:abstractNum>
-  <w:abstractNum w:abstractNumId="59" w15:restartNumberingAfterBreak="0">
+  <w:abstractNum w:abstractNumId="61" w15:restartNumberingAfterBreak="0">
     <w:nsid w:val="558932DB"/>
     <w:multiLevelType w:val="multilevel"/>
     <w:tmpl w:val="78D8759A"/>
@@ -13352,7 +13926,7 @@
       </w:rPr>
     </w:lvl>
   </w:abstractNum>
-  <w:abstractNum w:abstractNumId="60" w15:restartNumberingAfterBreak="0">
+  <w:abstractNum w:abstractNumId="62" w15:restartNumberingAfterBreak="0">
     <w:nsid w:val="55B30221"/>
     <w:multiLevelType w:val="multilevel"/>
     <w:tmpl w:val="D9C4C0CA"/>
@@ -13501,7 +14075,7 @@
       </w:rPr>
     </w:lvl>
   </w:abstractNum>
-  <w:abstractNum w:abstractNumId="61" w15:restartNumberingAfterBreak="0">
+  <w:abstractNum w:abstractNumId="63" w15:restartNumberingAfterBreak="0">
     <w:nsid w:val="57507305"/>
     <w:multiLevelType w:val="multilevel"/>
     <w:tmpl w:val="D1ECE12C"/>
@@ -13650,7 +14224,7 @@
       </w:rPr>
     </w:lvl>
   </w:abstractNum>
-  <w:abstractNum w:abstractNumId="62" w15:restartNumberingAfterBreak="0">
+  <w:abstractNum w:abstractNumId="64" w15:restartNumberingAfterBreak="0">
     <w:nsid w:val="592E0530"/>
     <w:multiLevelType w:val="multilevel"/>
     <w:tmpl w:val="650E6042"/>
@@ -13799,7 +14373,7 @@
       </w:rPr>
     </w:lvl>
   </w:abstractNum>
-  <w:abstractNum w:abstractNumId="63" w15:restartNumberingAfterBreak="0">
+  <w:abstractNum w:abstractNumId="65" w15:restartNumberingAfterBreak="0">
     <w:nsid w:val="5A193756"/>
     <w:multiLevelType w:val="multilevel"/>
     <w:tmpl w:val="45180E7C"/>
@@ -14020,7 +14594,7 @@
       </w:rPr>
     </w:lvl>
   </w:abstractNum>
-  <w:abstractNum w:abstractNumId="64" w15:restartNumberingAfterBreak="0">
+  <w:abstractNum w:abstractNumId="66" w15:restartNumberingAfterBreak="0">
     <w:nsid w:val="5E471F7A"/>
     <w:multiLevelType w:val="multilevel"/>
     <w:tmpl w:val="A1F24DD0"/>
@@ -14169,7 +14743,7 @@
       </w:rPr>
     </w:lvl>
   </w:abstractNum>
-  <w:abstractNum w:abstractNumId="65" w15:restartNumberingAfterBreak="0">
+  <w:abstractNum w:abstractNumId="67" w15:restartNumberingAfterBreak="0">
     <w:nsid w:val="5E901193"/>
     <w:multiLevelType w:val="multilevel"/>
     <w:tmpl w:val="BE50927E"/>
@@ -14318,7 +14892,7 @@
       </w:rPr>
     </w:lvl>
   </w:abstractNum>
-  <w:abstractNum w:abstractNumId="66" w15:restartNumberingAfterBreak="0">
+  <w:abstractNum w:abstractNumId="68" w15:restartNumberingAfterBreak="0">
     <w:nsid w:val="5F685223"/>
     <w:multiLevelType w:val="multilevel"/>
     <w:tmpl w:val="B5F2A324"/>
@@ -14467,7 +15041,7 @@
       </w:rPr>
     </w:lvl>
   </w:abstractNum>
-  <w:abstractNum w:abstractNumId="67" w15:restartNumberingAfterBreak="0">
+  <w:abstractNum w:abstractNumId="69" w15:restartNumberingAfterBreak="0">
     <w:nsid w:val="5F6B6662"/>
     <w:multiLevelType w:val="multilevel"/>
     <w:tmpl w:val="0E4E22DC"/>
@@ -14616,7 +15190,7 @@
       </w:rPr>
     </w:lvl>
   </w:abstractNum>
-  <w:abstractNum w:abstractNumId="68" w15:restartNumberingAfterBreak="0">
+  <w:abstractNum w:abstractNumId="70" w15:restartNumberingAfterBreak="0">
     <w:nsid w:val="5FA21779"/>
     <w:multiLevelType w:val="multilevel"/>
     <w:tmpl w:val="8840A9C4"/>
@@ -14765,7 +15339,7 @@
       </w:rPr>
     </w:lvl>
   </w:abstractNum>
-  <w:abstractNum w:abstractNumId="69" w15:restartNumberingAfterBreak="0">
+  <w:abstractNum w:abstractNumId="71" w15:restartNumberingAfterBreak="0">
     <w:nsid w:val="6012597A"/>
     <w:multiLevelType w:val="multilevel"/>
     <w:tmpl w:val="B01A623E"/>
@@ -14914,7 +15488,7 @@
       </w:rPr>
     </w:lvl>
   </w:abstractNum>
-  <w:abstractNum w:abstractNumId="70" w15:restartNumberingAfterBreak="0">
+  <w:abstractNum w:abstractNumId="72" w15:restartNumberingAfterBreak="0">
     <w:nsid w:val="60A56668"/>
     <w:multiLevelType w:val="multilevel"/>
     <w:tmpl w:val="FC12D8A2"/>
@@ -15063,7 +15637,7 @@
       </w:rPr>
     </w:lvl>
   </w:abstractNum>
-  <w:abstractNum w:abstractNumId="71" w15:restartNumberingAfterBreak="0">
+  <w:abstractNum w:abstractNumId="73" w15:restartNumberingAfterBreak="0">
     <w:nsid w:val="61D73112"/>
     <w:multiLevelType w:val="multilevel"/>
     <w:tmpl w:val="9DA447C6"/>
@@ -15212,7 +15786,7 @@
       </w:rPr>
     </w:lvl>
   </w:abstractNum>
-  <w:abstractNum w:abstractNumId="72" w15:restartNumberingAfterBreak="0">
+  <w:abstractNum w:abstractNumId="74" w15:restartNumberingAfterBreak="0">
     <w:nsid w:val="634D42C1"/>
     <w:multiLevelType w:val="multilevel"/>
     <w:tmpl w:val="5CFCAEE6"/>
@@ -15361,7 +15935,7 @@
       </w:rPr>
     </w:lvl>
   </w:abstractNum>
-  <w:abstractNum w:abstractNumId="73" w15:restartNumberingAfterBreak="0">
+  <w:abstractNum w:abstractNumId="75" w15:restartNumberingAfterBreak="0">
     <w:nsid w:val="63A57F99"/>
     <w:multiLevelType w:val="hybridMultilevel"/>
     <w:tmpl w:val="08306F66"/>
@@ -15450,7 +16024,7 @@
       </w:pPr>
     </w:lvl>
   </w:abstractNum>
-  <w:abstractNum w:abstractNumId="74" w15:restartNumberingAfterBreak="0">
+  <w:abstractNum w:abstractNumId="76" w15:restartNumberingAfterBreak="0">
     <w:nsid w:val="64612304"/>
     <w:multiLevelType w:val="multilevel"/>
     <w:tmpl w:val="11262790"/>
@@ -15599,7 +16173,7 @@
       </w:rPr>
     </w:lvl>
   </w:abstractNum>
-  <w:abstractNum w:abstractNumId="75" w15:restartNumberingAfterBreak="0">
+  <w:abstractNum w:abstractNumId="77" w15:restartNumberingAfterBreak="0">
     <w:nsid w:val="65C92AD3"/>
     <w:multiLevelType w:val="multilevel"/>
     <w:tmpl w:val="15EEAE2E"/>
@@ -15748,7 +16322,7 @@
       </w:rPr>
     </w:lvl>
   </w:abstractNum>
-  <w:abstractNum w:abstractNumId="76" w15:restartNumberingAfterBreak="0">
+  <w:abstractNum w:abstractNumId="78" w15:restartNumberingAfterBreak="0">
     <w:nsid w:val="695F3BA9"/>
     <w:multiLevelType w:val="multilevel"/>
     <w:tmpl w:val="E46EFD0A"/>
@@ -15897,7 +16471,7 @@
       </w:rPr>
     </w:lvl>
   </w:abstractNum>
-  <w:abstractNum w:abstractNumId="77" w15:restartNumberingAfterBreak="0">
+  <w:abstractNum w:abstractNumId="79" w15:restartNumberingAfterBreak="0">
     <w:nsid w:val="6A9F1915"/>
     <w:multiLevelType w:val="hybridMultilevel"/>
     <w:tmpl w:val="A288C238"/>
@@ -15986,7 +16560,7 @@
       </w:pPr>
     </w:lvl>
   </w:abstractNum>
-  <w:abstractNum w:abstractNumId="78" w15:restartNumberingAfterBreak="0">
+  <w:abstractNum w:abstractNumId="80" w15:restartNumberingAfterBreak="0">
     <w:nsid w:val="6D9F4D01"/>
     <w:multiLevelType w:val="multilevel"/>
     <w:tmpl w:val="AB74F6DA"/>
@@ -16135,7 +16709,7 @@
       </w:rPr>
     </w:lvl>
   </w:abstractNum>
-  <w:abstractNum w:abstractNumId="79" w15:restartNumberingAfterBreak="0">
+  <w:abstractNum w:abstractNumId="81" w15:restartNumberingAfterBreak="0">
     <w:nsid w:val="6DA826A3"/>
     <w:multiLevelType w:val="multilevel"/>
     <w:tmpl w:val="FC165AE0"/>
@@ -16284,7 +16858,7 @@
       </w:rPr>
     </w:lvl>
   </w:abstractNum>
-  <w:abstractNum w:abstractNumId="80" w15:restartNumberingAfterBreak="0">
+  <w:abstractNum w:abstractNumId="82" w15:restartNumberingAfterBreak="0">
     <w:nsid w:val="6F0971FF"/>
     <w:multiLevelType w:val="multilevel"/>
     <w:tmpl w:val="3834AD78"/>
@@ -16433,7 +17007,7 @@
       </w:rPr>
     </w:lvl>
   </w:abstractNum>
-  <w:abstractNum w:abstractNumId="81" w15:restartNumberingAfterBreak="0">
+  <w:abstractNum w:abstractNumId="83" w15:restartNumberingAfterBreak="0">
     <w:nsid w:val="6F5F5FEB"/>
     <w:multiLevelType w:val="hybridMultilevel"/>
     <w:tmpl w:val="75C2F090"/>
@@ -16522,7 +17096,7 @@
       </w:pPr>
     </w:lvl>
   </w:abstractNum>
-  <w:abstractNum w:abstractNumId="82" w15:restartNumberingAfterBreak="0">
+  <w:abstractNum w:abstractNumId="84" w15:restartNumberingAfterBreak="0">
     <w:nsid w:val="6FED1CBC"/>
     <w:multiLevelType w:val="multilevel"/>
     <w:tmpl w:val="0A584264"/>
@@ -16671,7 +17245,7 @@
       </w:rPr>
     </w:lvl>
   </w:abstractNum>
-  <w:abstractNum w:abstractNumId="83" w15:restartNumberingAfterBreak="0">
+  <w:abstractNum w:abstractNumId="85" w15:restartNumberingAfterBreak="0">
     <w:nsid w:val="718E2C3C"/>
     <w:multiLevelType w:val="multilevel"/>
     <w:tmpl w:val="8FBEF4C6"/>
@@ -16820,7 +17394,7 @@
       </w:rPr>
     </w:lvl>
   </w:abstractNum>
-  <w:abstractNum w:abstractNumId="84" w15:restartNumberingAfterBreak="0">
+  <w:abstractNum w:abstractNumId="86" w15:restartNumberingAfterBreak="0">
     <w:nsid w:val="74D9729E"/>
     <w:multiLevelType w:val="multilevel"/>
     <w:tmpl w:val="CAF6B946"/>
@@ -16969,7 +17543,7 @@
       </w:rPr>
     </w:lvl>
   </w:abstractNum>
-  <w:abstractNum w:abstractNumId="85" w15:restartNumberingAfterBreak="0">
+  <w:abstractNum w:abstractNumId="87" w15:restartNumberingAfterBreak="0">
     <w:nsid w:val="74FA5A9D"/>
     <w:multiLevelType w:val="multilevel"/>
     <w:tmpl w:val="F814D1FE"/>
@@ -17118,7 +17692,7 @@
       </w:rPr>
     </w:lvl>
   </w:abstractNum>
-  <w:abstractNum w:abstractNumId="86" w15:restartNumberingAfterBreak="0">
+  <w:abstractNum w:abstractNumId="88" w15:restartNumberingAfterBreak="0">
     <w:nsid w:val="76C52981"/>
     <w:multiLevelType w:val="multilevel"/>
     <w:tmpl w:val="C49E8F02"/>
@@ -17267,7 +17841,7 @@
       </w:rPr>
     </w:lvl>
   </w:abstractNum>
-  <w:abstractNum w:abstractNumId="87" w15:restartNumberingAfterBreak="0">
+  <w:abstractNum w:abstractNumId="89" w15:restartNumberingAfterBreak="0">
     <w:nsid w:val="779976B5"/>
     <w:multiLevelType w:val="multilevel"/>
     <w:tmpl w:val="B46ADEF0"/>
@@ -17380,7 +17954,7 @@
       </w:pPr>
     </w:lvl>
   </w:abstractNum>
-  <w:abstractNum w:abstractNumId="88" w15:restartNumberingAfterBreak="0">
+  <w:abstractNum w:abstractNumId="90" w15:restartNumberingAfterBreak="0">
     <w:nsid w:val="788E42D4"/>
     <w:multiLevelType w:val="multilevel"/>
     <w:tmpl w:val="F320D4DA"/>
@@ -17529,7 +18103,7 @@
       </w:rPr>
     </w:lvl>
   </w:abstractNum>
-  <w:abstractNum w:abstractNumId="89" w15:restartNumberingAfterBreak="0">
+  <w:abstractNum w:abstractNumId="91" w15:restartNumberingAfterBreak="0">
     <w:nsid w:val="7A2820A2"/>
     <w:multiLevelType w:val="hybridMultilevel"/>
     <w:tmpl w:val="71183FFE"/>
@@ -17618,7 +18192,7 @@
       </w:pPr>
     </w:lvl>
   </w:abstractNum>
-  <w:abstractNum w:abstractNumId="90" w15:restartNumberingAfterBreak="0">
+  <w:abstractNum w:abstractNumId="92" w15:restartNumberingAfterBreak="0">
     <w:nsid w:val="7BF24CD4"/>
     <w:multiLevelType w:val="multilevel"/>
     <w:tmpl w:val="2FA076CA"/>
@@ -17767,7 +18341,7 @@
       </w:rPr>
     </w:lvl>
   </w:abstractNum>
-  <w:abstractNum w:abstractNumId="91" w15:restartNumberingAfterBreak="0">
+  <w:abstractNum w:abstractNumId="93" w15:restartNumberingAfterBreak="0">
     <w:nsid w:val="7F5C49E5"/>
     <w:multiLevelType w:val="multilevel"/>
     <w:tmpl w:val="534AA3FE"/>
@@ -17917,16 +18491,16 @@
     </w:lvl>
   </w:abstractNum>
   <w:num w:numId="1" w16cid:durableId="386492283">
-    <w:abstractNumId w:val="63"/>
+    <w:abstractNumId w:val="65"/>
   </w:num>
   <w:num w:numId="2" w16cid:durableId="311713969">
-    <w:abstractNumId w:val="41"/>
+    <w:abstractNumId w:val="42"/>
   </w:num>
   <w:num w:numId="3" w16cid:durableId="1670402181">
-    <w:abstractNumId w:val="48"/>
+    <w:abstractNumId w:val="49"/>
   </w:num>
   <w:num w:numId="4" w16cid:durableId="336617059">
-    <w:abstractNumId w:val="51"/>
+    <w:abstractNumId w:val="52"/>
   </w:num>
   <w:num w:numId="5" w16cid:durableId="2063015831">
     <w:abstractNumId w:val="39"/>
@@ -17944,16 +18518,16 @@
     <w:abstractNumId w:val="33"/>
   </w:num>
   <w:num w:numId="10" w16cid:durableId="1234706965">
-    <w:abstractNumId w:val="65"/>
+    <w:abstractNumId w:val="67"/>
   </w:num>
   <w:num w:numId="11" w16cid:durableId="1206676365">
-    <w:abstractNumId w:val="60"/>
+    <w:abstractNumId w:val="62"/>
   </w:num>
   <w:num w:numId="12" w16cid:durableId="197201736">
-    <w:abstractNumId w:val="66"/>
+    <w:abstractNumId w:val="68"/>
   </w:num>
   <w:num w:numId="13" w16cid:durableId="646010915">
-    <w:abstractNumId w:val="80"/>
+    <w:abstractNumId w:val="82"/>
   </w:num>
   <w:num w:numId="14" w16cid:durableId="461921059">
     <w:abstractNumId w:val="26"/>
@@ -17962,13 +18536,13 @@
     <w:abstractNumId w:val="20"/>
   </w:num>
   <w:num w:numId="16" w16cid:durableId="1979410531">
-    <w:abstractNumId w:val="71"/>
+    <w:abstractNumId w:val="73"/>
   </w:num>
   <w:num w:numId="17" w16cid:durableId="136998361">
-    <w:abstractNumId w:val="83"/>
+    <w:abstractNumId w:val="85"/>
   </w:num>
   <w:num w:numId="18" w16cid:durableId="1510828106">
-    <w:abstractNumId w:val="78"/>
+    <w:abstractNumId w:val="80"/>
   </w:num>
   <w:num w:numId="19" w16cid:durableId="583729523">
     <w:abstractNumId w:val="15"/>
@@ -17980,16 +18554,16 @@
     <w:abstractNumId w:val="2"/>
   </w:num>
   <w:num w:numId="22" w16cid:durableId="1217427416">
-    <w:abstractNumId w:val="73"/>
+    <w:abstractNumId w:val="75"/>
   </w:num>
   <w:num w:numId="23" w16cid:durableId="1471436120">
     <w:abstractNumId w:val="5"/>
   </w:num>
   <w:num w:numId="24" w16cid:durableId="354816256">
-    <w:abstractNumId w:val="76"/>
+    <w:abstractNumId w:val="78"/>
   </w:num>
   <w:num w:numId="25" w16cid:durableId="12921719">
-    <w:abstractNumId w:val="59"/>
+    <w:abstractNumId w:val="61"/>
   </w:num>
   <w:num w:numId="26" w16cid:durableId="732122968">
     <w:abstractNumId w:val="24"/>
@@ -17998,28 +18572,28 @@
     <w:abstractNumId w:val="32"/>
   </w:num>
   <w:num w:numId="28" w16cid:durableId="1703823493">
+    <w:abstractNumId w:val="57"/>
+  </w:num>
+  <w:num w:numId="29" w16cid:durableId="1492257922">
+    <w:abstractNumId w:val="87"/>
+  </w:num>
+  <w:num w:numId="30" w16cid:durableId="1055422821">
     <w:abstractNumId w:val="56"/>
   </w:num>
-  <w:num w:numId="29" w16cid:durableId="1492257922">
-    <w:abstractNumId w:val="85"/>
-  </w:num>
-  <w:num w:numId="30" w16cid:durableId="1055422821">
-    <w:abstractNumId w:val="55"/>
-  </w:num>
   <w:num w:numId="31" w16cid:durableId="1729301533">
-    <w:abstractNumId w:val="50"/>
+    <w:abstractNumId w:val="51"/>
   </w:num>
   <w:num w:numId="32" w16cid:durableId="1784109225">
-    <w:abstractNumId w:val="86"/>
+    <w:abstractNumId w:val="88"/>
   </w:num>
   <w:num w:numId="33" w16cid:durableId="1869755811">
     <w:abstractNumId w:val="25"/>
   </w:num>
   <w:num w:numId="34" w16cid:durableId="565724159">
-    <w:abstractNumId w:val="84"/>
+    <w:abstractNumId w:val="86"/>
   </w:num>
   <w:num w:numId="35" w16cid:durableId="1543400878">
-    <w:abstractNumId w:val="67"/>
+    <w:abstractNumId w:val="69"/>
   </w:num>
   <w:num w:numId="36" w16cid:durableId="671227850">
     <w:abstractNumId w:val="10"/>
@@ -18028,31 +18602,31 @@
     <w:abstractNumId w:val="37"/>
   </w:num>
   <w:num w:numId="38" w16cid:durableId="62026814">
-    <w:abstractNumId w:val="77"/>
+    <w:abstractNumId w:val="79"/>
   </w:num>
   <w:num w:numId="39" w16cid:durableId="319887546">
-    <w:abstractNumId w:val="44"/>
+    <w:abstractNumId w:val="45"/>
   </w:num>
   <w:num w:numId="40" w16cid:durableId="107238078">
-    <w:abstractNumId w:val="57"/>
+    <w:abstractNumId w:val="58"/>
   </w:num>
   <w:num w:numId="41" w16cid:durableId="1367218780">
-    <w:abstractNumId w:val="90"/>
+    <w:abstractNumId w:val="92"/>
   </w:num>
   <w:num w:numId="42" w16cid:durableId="717702269">
-    <w:abstractNumId w:val="70"/>
+    <w:abstractNumId w:val="72"/>
   </w:num>
   <w:num w:numId="43" w16cid:durableId="50277915">
     <w:abstractNumId w:val="30"/>
   </w:num>
   <w:num w:numId="44" w16cid:durableId="1550072887">
-    <w:abstractNumId w:val="79"/>
+    <w:abstractNumId w:val="81"/>
   </w:num>
   <w:num w:numId="45" w16cid:durableId="442651654">
-    <w:abstractNumId w:val="81"/>
+    <w:abstractNumId w:val="83"/>
   </w:num>
   <w:num w:numId="46" w16cid:durableId="758864908">
-    <w:abstractNumId w:val="53"/>
+    <w:abstractNumId w:val="54"/>
   </w:num>
   <w:num w:numId="47" w16cid:durableId="451635824">
     <w:abstractNumId w:val="1"/>
@@ -18067,7 +18641,7 @@
     <w:abstractNumId w:val="8"/>
   </w:num>
   <w:num w:numId="51" w16cid:durableId="346712942">
-    <w:abstractNumId w:val="62"/>
+    <w:abstractNumId w:val="64"/>
   </w:num>
   <w:num w:numId="52" w16cid:durableId="41448162">
     <w:abstractNumId w:val="23"/>
@@ -18076,37 +18650,37 @@
     <w:abstractNumId w:val="28"/>
   </w:num>
   <w:num w:numId="54" w16cid:durableId="156045599">
-    <w:abstractNumId w:val="58"/>
+    <w:abstractNumId w:val="60"/>
   </w:num>
   <w:num w:numId="55" w16cid:durableId="1427388598">
     <w:abstractNumId w:val="17"/>
   </w:num>
   <w:num w:numId="56" w16cid:durableId="844708630">
-    <w:abstractNumId w:val="69"/>
+    <w:abstractNumId w:val="71"/>
   </w:num>
   <w:num w:numId="57" w16cid:durableId="426266889">
-    <w:abstractNumId w:val="88"/>
+    <w:abstractNumId w:val="90"/>
   </w:num>
   <w:num w:numId="58" w16cid:durableId="1943949579">
-    <w:abstractNumId w:val="91"/>
+    <w:abstractNumId w:val="93"/>
   </w:num>
   <w:num w:numId="59" w16cid:durableId="1214463472">
-    <w:abstractNumId w:val="64"/>
+    <w:abstractNumId w:val="66"/>
   </w:num>
   <w:num w:numId="60" w16cid:durableId="775949552">
-    <w:abstractNumId w:val="43"/>
+    <w:abstractNumId w:val="44"/>
   </w:num>
   <w:num w:numId="61" w16cid:durableId="629896522">
-    <w:abstractNumId w:val="87"/>
+    <w:abstractNumId w:val="89"/>
   </w:num>
   <w:num w:numId="62" w16cid:durableId="1704474376">
-    <w:abstractNumId w:val="89"/>
+    <w:abstractNumId w:val="91"/>
   </w:num>
   <w:num w:numId="63" w16cid:durableId="185095469">
     <w:abstractNumId w:val="13"/>
   </w:num>
   <w:num w:numId="64" w16cid:durableId="822889293">
-    <w:abstractNumId w:val="68"/>
+    <w:abstractNumId w:val="70"/>
   </w:num>
   <w:num w:numId="65" w16cid:durableId="1182550010">
     <w:abstractNumId w:val="14"/>
@@ -18115,19 +18689,19 @@
     <w:abstractNumId w:val="11"/>
   </w:num>
   <w:num w:numId="67" w16cid:durableId="1254126599">
-    <w:abstractNumId w:val="75"/>
+    <w:abstractNumId w:val="77"/>
   </w:num>
   <w:num w:numId="68" w16cid:durableId="909576690">
-    <w:abstractNumId w:val="82"/>
+    <w:abstractNumId w:val="84"/>
   </w:num>
   <w:num w:numId="69" w16cid:durableId="2054845018">
-    <w:abstractNumId w:val="52"/>
+    <w:abstractNumId w:val="53"/>
   </w:num>
   <w:num w:numId="70" w16cid:durableId="651525189">
     <w:abstractNumId w:val="38"/>
   </w:num>
   <w:num w:numId="71" w16cid:durableId="1987974025">
-    <w:abstractNumId w:val="45"/>
+    <w:abstractNumId w:val="46"/>
   </w:num>
   <w:num w:numId="72" w16cid:durableId="1895702289">
     <w:abstractNumId w:val="34"/>
@@ -18136,13 +18710,13 @@
     <w:abstractNumId w:val="9"/>
   </w:num>
   <w:num w:numId="74" w16cid:durableId="281763418">
-    <w:abstractNumId w:val="46"/>
+    <w:abstractNumId w:val="47"/>
   </w:num>
   <w:num w:numId="75" w16cid:durableId="1658922481">
     <w:abstractNumId w:val="3"/>
   </w:num>
   <w:num w:numId="76" w16cid:durableId="1416630024">
-    <w:abstractNumId w:val="42"/>
+    <w:abstractNumId w:val="43"/>
   </w:num>
   <w:num w:numId="77" w16cid:durableId="1917204744">
     <w:abstractNumId w:val="40"/>
@@ -18169,28 +18743,34 @@
     <w:abstractNumId w:val="4"/>
   </w:num>
   <w:num w:numId="85" w16cid:durableId="576521802">
-    <w:abstractNumId w:val="72"/>
+    <w:abstractNumId w:val="74"/>
   </w:num>
   <w:num w:numId="86" w16cid:durableId="127406824">
-    <w:abstractNumId w:val="74"/>
+    <w:abstractNumId w:val="76"/>
   </w:num>
   <w:num w:numId="87" w16cid:durableId="1768192580">
     <w:abstractNumId w:val="0"/>
   </w:num>
   <w:num w:numId="88" w16cid:durableId="555819572">
-    <w:abstractNumId w:val="54"/>
+    <w:abstractNumId w:val="55"/>
   </w:num>
   <w:num w:numId="89" w16cid:durableId="1313555967">
-    <w:abstractNumId w:val="49"/>
+    <w:abstractNumId w:val="50"/>
   </w:num>
   <w:num w:numId="90" w16cid:durableId="764692122">
     <w:abstractNumId w:val="7"/>
   </w:num>
   <w:num w:numId="91" w16cid:durableId="36856323">
-    <w:abstractNumId w:val="61"/>
+    <w:abstractNumId w:val="63"/>
   </w:num>
   <w:num w:numId="92" w16cid:durableId="263997571">
-    <w:abstractNumId w:val="47"/>
+    <w:abstractNumId w:val="48"/>
+  </w:num>
+  <w:num w:numId="93" w16cid:durableId="165024033">
+    <w:abstractNumId w:val="41"/>
+  </w:num>
+  <w:num w:numId="94" w16cid:durableId="1635716842">
+    <w:abstractNumId w:val="59"/>
   </w:num>
 </w:numbering>
 </file>

--- a/Q1_Lectures/Hofstad_FHCC_Sermon_15.docx
+++ b/Q1_Lectures/Hofstad_FHCC_Sermon_15.docx
@@ -733,21 +733,7 @@
         <w:rPr>
           <w:rFonts w:ascii="Inter" w:hAnsi="Inter"/>
         </w:rPr>
-        <w:t xml:space="preserve">We must study how the highest-ranking operatives maneuver within </w:t>
-      </w:r>
-      <w:proofErr w:type="gramStart"/>
-      <w:r>
-        <w:rPr>
-          <w:rFonts w:ascii="Inter" w:hAnsi="Inter"/>
-        </w:rPr>
-        <w:t>the battlespace</w:t>
-      </w:r>
-      <w:proofErr w:type="gramEnd"/>
-      <w:r>
-        <w:rPr>
-          <w:rFonts w:ascii="Inter" w:hAnsi="Inter"/>
-        </w:rPr>
-        <w:t>. The Supreme Commander and His elite officers have never been bound by the standard physical limitations of the civilian population.</w:t>
+        <w:t>We must study how the highest-ranking operatives maneuver within the battlespace. The Supreme Commander and His elite officers have never been bound by the standard physical limitations of the civilian population.</w:t>
       </w:r>
     </w:p>
     <w:p>
@@ -829,21 +815,7 @@
         <w:rPr>
           <w:rFonts w:ascii="Inter" w:hAnsi="Inter"/>
         </w:rPr>
-        <w:t xml:space="preserve">, but the true mastery of physical transition belongs to the Commander. We see the ultimate demonstration of this in the Transfiguration, where the Ambassador, </w:t>
-      </w:r>
-      <w:proofErr w:type="spellStart"/>
-      <w:r>
-        <w:rPr>
-          <w:rFonts w:ascii="Inter" w:hAnsi="Inter"/>
-        </w:rPr>
-        <w:t>Yahusha</w:t>
-      </w:r>
-      <w:proofErr w:type="spellEnd"/>
-      <w:r>
-        <w:rPr>
-          <w:rFonts w:ascii="Inter" w:hAnsi="Inter"/>
-        </w:rPr>
-        <w:t xml:space="preserve"> (Jesus), underwent a total metamorphosis of His physical parameters in front of His top lieutenants </w:t>
+        <w:t xml:space="preserve">, but the true mastery of physical transition belongs to the Commander. We see the ultimate demonstration of this in the Transfiguration, where the Ambassador, Yahusha (Jesus), underwent a total metamorphosis of His physical parameters in front of His top lieutenants </w:t>
       </w:r>
       <w:r>
         <w:rPr>
@@ -1105,25 +1077,7 @@
           <w:i/>
           <w:iCs/>
         </w:rPr>
-        <w:t xml:space="preserve">"The body that is sown is perishable, it is raised imperishable... it is </w:t>
-      </w:r>
-      <w:proofErr w:type="gramStart"/>
-      <w:r>
-        <w:rPr>
-          <w:rFonts w:ascii="Inter" w:hAnsi="Inter"/>
-          <w:i/>
-          <w:iCs/>
-        </w:rPr>
-        <w:t>sown</w:t>
-      </w:r>
-      <w:proofErr w:type="gramEnd"/>
-      <w:r>
-        <w:rPr>
-          <w:rFonts w:ascii="Inter" w:hAnsi="Inter"/>
-          <w:i/>
-          <w:iCs/>
-        </w:rPr>
-        <w:t xml:space="preserve"> a natural body, it is raised a spiritual body."</w:t>
+        <w:t>"The body that is sown is perishable, it is raised imperishable... it is sown a natural body, it is raised a spiritual body."</w:t>
       </w:r>
       <w:r>
         <w:rPr>
@@ -1772,22 +1726,15 @@
         <w:rPr>
           <w:rFonts w:ascii="Inter" w:hAnsi="Inter"/>
         </w:rPr>
-        <w:t xml:space="preserve">We operate on a higher </w:t>
+        <w:t>We operate on a higher tier of physical and spiritual logistics.</w:t>
       </w:r>
-      <w:proofErr w:type="gramStart"/>
-      <w:r>
-        <w:rPr>
-          <w:rFonts w:ascii="Inter" w:hAnsi="Inter"/>
-        </w:rPr>
-        <w:t>tier</w:t>
-      </w:r>
-      <w:proofErr w:type="gramEnd"/>
-      <w:r>
-        <w:rPr>
-          <w:rFonts w:ascii="Inter" w:hAnsi="Inter"/>
-        </w:rPr>
-        <w:t xml:space="preserve"> of physical and spiritual logistics.</w:t>
-      </w:r>
+    </w:p>
+    <w:p>
+      <w:pPr>
+        <w:rPr>
+          <w:rFonts w:ascii="Inter" w:hAnsi="Inter"/>
+        </w:rPr>
+      </w:pPr>
     </w:p>
     <w:p>
       <w:pPr>
@@ -1870,46 +1817,21 @@
           <w:rFonts w:ascii="Inter" w:hAnsi="Inter"/>
         </w:rPr>
       </w:pPr>
+    </w:p>
+    <w:p>
+      <w:pPr>
+        <w:rPr>
+          <w:rFonts w:ascii="Inter" w:hAnsi="Inter"/>
+        </w:rPr>
+      </w:pPr>
       <w:r>
         <w:rPr>
           <w:rFonts w:ascii="Inter" w:hAnsi="Inter"/>
           <w:b/>
           <w:bCs/>
         </w:rPr>
-        <w:t xml:space="preserve">Secure the graves. Out-maneuver the adversary. </w:t>
+        <w:t>Secure the graves. Out-maneuver the adversary. Await the Commander's return.</w:t>
       </w:r>
-      <w:proofErr w:type="gramStart"/>
-      <w:r>
-        <w:rPr>
-          <w:rFonts w:ascii="Inter" w:hAnsi="Inter"/>
-          <w:b/>
-          <w:bCs/>
-        </w:rPr>
-        <w:t>Await</w:t>
-      </w:r>
-      <w:proofErr w:type="gramEnd"/>
-      <w:r>
-        <w:rPr>
-          <w:rFonts w:ascii="Inter" w:hAnsi="Inter"/>
-          <w:b/>
-          <w:bCs/>
-        </w:rPr>
-        <w:t xml:space="preserve"> the Commander's return.</w:t>
-      </w:r>
-    </w:p>
-    <w:p>
-      <w:pPr>
-        <w:rPr>
-          <w:rFonts w:ascii="Inter" w:hAnsi="Inter"/>
-        </w:rPr>
-      </w:pPr>
-    </w:p>
-    <w:p>
-      <w:pPr>
-        <w:rPr>
-          <w:rFonts w:ascii="Inter" w:hAnsi="Inter"/>
-        </w:rPr>
-      </w:pPr>
     </w:p>
     <w:p>
       <w:pPr>
@@ -2197,25 +2119,7 @@
           <w:b/>
           <w:bCs/>
         </w:rPr>
-        <w:t xml:space="preserve">Document: How did ancient </w:t>
-      </w:r>
-      <w:proofErr w:type="spellStart"/>
-      <w:r>
-        <w:rPr>
-          <w:rFonts w:ascii="Inter" w:hAnsi="Inter"/>
-          <w:b/>
-          <w:bCs/>
-        </w:rPr>
-        <w:t>egyptian</w:t>
-      </w:r>
-      <w:proofErr w:type="spellEnd"/>
-      <w:r>
-        <w:rPr>
-          <w:rFonts w:ascii="Inter" w:hAnsi="Inter"/>
-          <w:b/>
-          <w:bCs/>
-        </w:rPr>
-        <w:t xml:space="preserve"> preservation of bodies preserve the body's mass</w:t>
+        <w:t>Document: How did ancient egyptian preservation of bodies preserve the body's mass</w:t>
       </w:r>
     </w:p>
     <w:p>
@@ -2351,21 +2255,7 @@
         <w:rPr>
           <w:rFonts w:ascii="Inter" w:hAnsi="Inter"/>
         </w:rPr>
-        <w:t xml:space="preserve">. (n.d.). </w:t>
-      </w:r>
-      <w:proofErr w:type="spellStart"/>
-      <w:r>
-        <w:rPr>
-          <w:rFonts w:ascii="Inter" w:hAnsi="Inter"/>
-        </w:rPr>
-        <w:t>Historisk</w:t>
-      </w:r>
-      <w:proofErr w:type="spellEnd"/>
-      <w:r>
-        <w:rPr>
-          <w:rFonts w:ascii="Inter" w:hAnsi="Inter"/>
-        </w:rPr>
-        <w:t xml:space="preserve"> Museum. Retrieved April 22, 2026, from </w:t>
+        <w:t xml:space="preserve">. (n.d.). Historisk Museum. Retrieved April 22, 2026, from </w:t>
       </w:r>
       <w:hyperlink r:id="rId10" w:tgtFrame="_blank" w:history="1">
         <w:r>
@@ -2432,25 +2322,7 @@
           <w:b/>
           <w:bCs/>
         </w:rPr>
-        <w:t xml:space="preserve">Document: What </w:t>
-      </w:r>
-      <w:proofErr w:type="gramStart"/>
-      <w:r>
-        <w:rPr>
-          <w:rFonts w:ascii="Inter" w:hAnsi="Inter"/>
-          <w:b/>
-          <w:bCs/>
-        </w:rPr>
-        <w:t>does</w:t>
-      </w:r>
-      <w:proofErr w:type="gramEnd"/>
-      <w:r>
-        <w:rPr>
-          <w:rFonts w:ascii="Inter" w:hAnsi="Inter"/>
-          <w:b/>
-          <w:bCs/>
-        </w:rPr>
-        <w:t xml:space="preserve"> the scriptures say about shapeshifting?</w:t>
+        <w:t>Document: What does the scriptures say about shapeshifting?</w:t>
       </w:r>
     </w:p>
     <w:p>
@@ -2518,21 +2390,7 @@
         <w:rPr>
           <w:rFonts w:ascii="Inter" w:hAnsi="Inter"/>
         </w:rPr>
-        <w:t xml:space="preserve">. (2016, May 20). Is That in the </w:t>
-      </w:r>
-      <w:proofErr w:type="gramStart"/>
-      <w:r>
-        <w:rPr>
-          <w:rFonts w:ascii="Inter" w:hAnsi="Inter"/>
-        </w:rPr>
-        <w:t>Bible?.</w:t>
-      </w:r>
-      <w:proofErr w:type="gramEnd"/>
-      <w:r>
-        <w:rPr>
-          <w:rFonts w:ascii="Inter" w:hAnsi="Inter"/>
-        </w:rPr>
-        <w:t xml:space="preserve"> Retrieved April 22, 2026, from </w:t>
+        <w:t xml:space="preserve">. (2016, May 20). Is That in the Bible?. Retrieved April 22, 2026, from </w:t>
       </w:r>
       <w:hyperlink r:id="rId13" w:tgtFrame="_blank" w:history="1">
         <w:r>
@@ -2634,21 +2492,7 @@
         <w:rPr>
           <w:rFonts w:ascii="Inter" w:hAnsi="Inter"/>
         </w:rPr>
-        <w:t xml:space="preserve"> [Video]. (n.d.). Facebook / </w:t>
-      </w:r>
-      <w:proofErr w:type="spellStart"/>
-      <w:r>
-        <w:rPr>
-          <w:rFonts w:ascii="Inter" w:hAnsi="Inter"/>
-        </w:rPr>
-        <w:t>DRMSHPhD</w:t>
-      </w:r>
-      <w:proofErr w:type="spellEnd"/>
-      <w:r>
-        <w:rPr>
-          <w:rFonts w:ascii="Inter" w:hAnsi="Inter"/>
-        </w:rPr>
-        <w:t xml:space="preserve">. Retrieved April 22, 2026, from </w:t>
+        <w:t xml:space="preserve"> [Video]. (n.d.). Facebook / DRMSHPhD. Retrieved April 22, 2026, from </w:t>
       </w:r>
       <w:hyperlink r:id="rId16" w:tgtFrame="_blank" w:history="1">
         <w:r>
@@ -2755,21 +2599,7 @@
         <w:rPr>
           <w:rFonts w:ascii="Inter" w:hAnsi="Inter"/>
         </w:rPr>
-        <w:t xml:space="preserve">. (2017, May 28). Sententiae </w:t>
-      </w:r>
-      <w:proofErr w:type="spellStart"/>
-      <w:r>
-        <w:rPr>
-          <w:rFonts w:ascii="Inter" w:hAnsi="Inter"/>
-        </w:rPr>
-        <w:t>Antiquae</w:t>
-      </w:r>
-      <w:proofErr w:type="spellEnd"/>
-      <w:r>
-        <w:rPr>
-          <w:rFonts w:ascii="Inter" w:hAnsi="Inter"/>
-        </w:rPr>
-        <w:t xml:space="preserve">. Retrieved April 22, 2026, from </w:t>
+        <w:t xml:space="preserve">. (2017, May 28). Sententiae Antiquae. Retrieved April 22, 2026, from </w:t>
       </w:r>
       <w:hyperlink r:id="rId18" w:tgtFrame="_blank" w:history="1">
         <w:r>
@@ -2845,21 +2675,7 @@
         <w:rPr>
           <w:rFonts w:ascii="Inter" w:hAnsi="Inter"/>
         </w:rPr>
-        <w:t xml:space="preserve"> (n.d.). Reddit (r/</w:t>
-      </w:r>
-      <w:proofErr w:type="spellStart"/>
-      <w:r>
-        <w:rPr>
-          <w:rFonts w:ascii="Inter" w:hAnsi="Inter"/>
-        </w:rPr>
-        <w:t>GreekMythology</w:t>
-      </w:r>
-      <w:proofErr w:type="spellEnd"/>
-      <w:r>
-        <w:rPr>
-          <w:rFonts w:ascii="Inter" w:hAnsi="Inter"/>
-        </w:rPr>
-        <w:t xml:space="preserve">). Retrieved April 22, 2026, from </w:t>
+        <w:t xml:space="preserve"> (n.d.). Reddit (r/GreekMythology). Retrieved April 22, 2026, from </w:t>
       </w:r>
       <w:hyperlink r:id="rId20" w:tgtFrame="_blank" w:history="1">
         <w:r>
@@ -2994,21 +2810,7 @@
         <w:rPr>
           <w:rFonts w:ascii="Inter" w:hAnsi="Inter"/>
         </w:rPr>
-        <w:t xml:space="preserve">. (n.d.). </w:t>
-      </w:r>
-      <w:proofErr w:type="spellStart"/>
-      <w:r>
-        <w:rPr>
-          <w:rFonts w:ascii="Inter" w:hAnsi="Inter"/>
-        </w:rPr>
-        <w:t>BibleHub</w:t>
-      </w:r>
-      <w:proofErr w:type="spellEnd"/>
-      <w:r>
-        <w:rPr>
-          <w:rFonts w:ascii="Inter" w:hAnsi="Inter"/>
-        </w:rPr>
-        <w:t xml:space="preserve">. Retrieved April 22, 2026, from </w:t>
+        <w:t xml:space="preserve">. (n.d.). BibleHub. Retrieved April 22, 2026, from </w:t>
       </w:r>
       <w:hyperlink r:id="rId23" w:tgtFrame="_blank" w:history="1">
         <w:r>
@@ -3429,21 +3231,7 @@
         <w:rPr>
           <w:rFonts w:ascii="Inter" w:hAnsi="Inter"/>
         </w:rPr>
-        <w:t xml:space="preserve">. (n.d.). Christianity </w:t>
-      </w:r>
-      <w:proofErr w:type="spellStart"/>
-      <w:r>
-        <w:rPr>
-          <w:rFonts w:ascii="Inter" w:hAnsi="Inter"/>
-        </w:rPr>
-        <w:t>StackExchange</w:t>
-      </w:r>
-      <w:proofErr w:type="spellEnd"/>
-      <w:r>
-        <w:rPr>
-          <w:rFonts w:ascii="Inter" w:hAnsi="Inter"/>
-        </w:rPr>
-        <w:t xml:space="preserve">. Retrieved April 22, 2026, from </w:t>
+        <w:t xml:space="preserve">. (n.d.). Christianity StackExchange. Retrieved April 22, 2026, from </w:t>
       </w:r>
       <w:hyperlink r:id="rId34" w:tgtFrame="_blank" w:history="1">
         <w:r>
@@ -4099,21 +3887,7 @@
         <w:rPr>
           <w:rFonts w:ascii="Inter" w:hAnsi="Inter"/>
         </w:rPr>
-        <w:t xml:space="preserve">. (n.d.). </w:t>
-      </w:r>
-      <w:proofErr w:type="spellStart"/>
-      <w:r>
-        <w:rPr>
-          <w:rFonts w:ascii="Inter" w:hAnsi="Inter"/>
-        </w:rPr>
-        <w:t>BibleHub</w:t>
-      </w:r>
-      <w:proofErr w:type="spellEnd"/>
-      <w:r>
-        <w:rPr>
-          <w:rFonts w:ascii="Inter" w:hAnsi="Inter"/>
-        </w:rPr>
-        <w:t xml:space="preserve">. Retrieved April 22, 2026, from </w:t>
+        <w:t xml:space="preserve">. (n.d.). BibleHub. Retrieved April 22, 2026, from </w:t>
       </w:r>
       <w:hyperlink r:id="rId50" w:tgtFrame="_blank" w:history="1">
         <w:r>
@@ -4147,21 +3921,7 @@
         <w:rPr>
           <w:rFonts w:ascii="Inter" w:hAnsi="Inter"/>
         </w:rPr>
-        <w:t xml:space="preserve">. (n.d.). </w:t>
-      </w:r>
-      <w:proofErr w:type="spellStart"/>
-      <w:r>
-        <w:rPr>
-          <w:rFonts w:ascii="Inter" w:hAnsi="Inter"/>
-        </w:rPr>
-        <w:t>BibleHub</w:t>
-      </w:r>
-      <w:proofErr w:type="spellEnd"/>
-      <w:r>
-        <w:rPr>
-          <w:rFonts w:ascii="Inter" w:hAnsi="Inter"/>
-        </w:rPr>
-        <w:t xml:space="preserve">. Retrieved April 22, 2026, from </w:t>
+        <w:t xml:space="preserve">. (n.d.). BibleHub. Retrieved April 22, 2026, from </w:t>
       </w:r>
       <w:hyperlink r:id="rId51" w:tgtFrame="_blank" w:history="1">
         <w:r>
@@ -4195,21 +3955,7 @@
         <w:rPr>
           <w:rFonts w:ascii="Inter" w:hAnsi="Inter"/>
         </w:rPr>
-        <w:t xml:space="preserve"> (n.d.). </w:t>
-      </w:r>
-      <w:proofErr w:type="spellStart"/>
-      <w:r>
-        <w:rPr>
-          <w:rFonts w:ascii="Inter" w:hAnsi="Inter"/>
-        </w:rPr>
-        <w:t>Beliefnet</w:t>
-      </w:r>
-      <w:proofErr w:type="spellEnd"/>
-      <w:r>
-        <w:rPr>
-          <w:rFonts w:ascii="Inter" w:hAnsi="Inter"/>
-        </w:rPr>
-        <w:t xml:space="preserve">. Retrieved April 22, 2026, from </w:t>
+        <w:t xml:space="preserve"> (n.d.). Beliefnet. Retrieved April 22, 2026, from </w:t>
       </w:r>
       <w:hyperlink r:id="rId52" w:tgtFrame="_blank" w:history="1">
         <w:r>
@@ -4411,25 +4157,7 @@
           <w:b/>
           <w:bCs/>
         </w:rPr>
-        <w:t xml:space="preserve">Document: Why </w:t>
-      </w:r>
-      <w:proofErr w:type="gramStart"/>
-      <w:r>
-        <w:rPr>
-          <w:rFonts w:ascii="Inter" w:hAnsi="Inter"/>
-          <w:b/>
-          <w:bCs/>
-        </w:rPr>
-        <w:t>does</w:t>
-      </w:r>
-      <w:proofErr w:type="gramEnd"/>
-      <w:r>
-        <w:rPr>
-          <w:rFonts w:ascii="Inter" w:hAnsi="Inter"/>
-          <w:b/>
-          <w:bCs/>
-        </w:rPr>
-        <w:t xml:space="preserve"> the scriptures say burial is so important?</w:t>
+        <w:t>Document: Why does the scriptures say burial is so important?</w:t>
       </w:r>
     </w:p>
     <w:p>
@@ -4454,21 +4182,7 @@
         <w:rPr>
           <w:rFonts w:ascii="Inter" w:hAnsi="Inter"/>
         </w:rPr>
-        <w:t xml:space="preserve">. (n.d.). Christ </w:t>
-      </w:r>
-      <w:proofErr w:type="gramStart"/>
-      <w:r>
-        <w:rPr>
-          <w:rFonts w:ascii="Inter" w:hAnsi="Inter"/>
-        </w:rPr>
-        <w:t>Over All</w:t>
-      </w:r>
-      <w:proofErr w:type="gramEnd"/>
-      <w:r>
-        <w:rPr>
-          <w:rFonts w:ascii="Inter" w:hAnsi="Inter"/>
-        </w:rPr>
-        <w:t xml:space="preserve">. Retrieved April 22, 2026, from </w:t>
+        <w:t xml:space="preserve">. (n.d.). Christ Over All. Retrieved April 22, 2026, from </w:t>
       </w:r>
       <w:hyperlink r:id="rId57" w:tgtFrame="_blank" w:history="1">
         <w:r>
@@ -4536,21 +4250,7 @@
         <w:rPr>
           <w:rFonts w:ascii="Inter" w:hAnsi="Inter"/>
         </w:rPr>
-        <w:t xml:space="preserve">. (n.d.). </w:t>
-      </w:r>
-      <w:proofErr w:type="spellStart"/>
-      <w:r>
-        <w:rPr>
-          <w:rFonts w:ascii="Inter" w:hAnsi="Inter"/>
-        </w:rPr>
-        <w:t>BibleHub</w:t>
-      </w:r>
-      <w:proofErr w:type="spellEnd"/>
-      <w:r>
-        <w:rPr>
-          <w:rFonts w:ascii="Inter" w:hAnsi="Inter"/>
-        </w:rPr>
-        <w:t xml:space="preserve">. Retrieved April 22, 2026, from </w:t>
+        <w:t xml:space="preserve">. (n.d.). BibleHub. Retrieved April 22, 2026, from </w:t>
       </w:r>
       <w:hyperlink r:id="rId59" w:tgtFrame="_blank" w:history="1">
         <w:r>
@@ -4584,21 +4284,7 @@
         <w:rPr>
           <w:rFonts w:ascii="Inter" w:hAnsi="Inter"/>
         </w:rPr>
-        <w:t xml:space="preserve">. (n.d.). </w:t>
-      </w:r>
-      <w:proofErr w:type="spellStart"/>
-      <w:r>
-        <w:rPr>
-          <w:rFonts w:ascii="Inter" w:hAnsi="Inter"/>
-        </w:rPr>
-        <w:t>BibleHub</w:t>
-      </w:r>
-      <w:proofErr w:type="spellEnd"/>
-      <w:r>
-        <w:rPr>
-          <w:rFonts w:ascii="Inter" w:hAnsi="Inter"/>
-        </w:rPr>
-        <w:t xml:space="preserve">. Retrieved April 22, 2026, from </w:t>
+        <w:t xml:space="preserve">. (n.d.). BibleHub. Retrieved April 22, 2026, from </w:t>
       </w:r>
       <w:hyperlink r:id="rId60" w:tgtFrame="_blank" w:history="1">
         <w:r>
@@ -5087,25 +4773,7 @@
           <w:b/>
           <w:bCs/>
         </w:rPr>
-        <w:t>Virus Treatment Centers [</w:t>
-      </w:r>
-      <w:proofErr w:type="spellStart"/>
-      <w:r>
-        <w:rPr>
-          <w:rFonts w:ascii="Inter" w:hAnsi="Inter"/>
-          <w:b/>
-          <w:bCs/>
-        </w:rPr>
-        <w:t>VirusTC</w:t>
-      </w:r>
-      <w:proofErr w:type="spellEnd"/>
-      <w:r>
-        <w:rPr>
-          <w:rFonts w:ascii="Inter" w:hAnsi="Inter"/>
-          <w:b/>
-          <w:bCs/>
-        </w:rPr>
-        <w:t>]</w:t>
+        <w:t>Virus Treatment Centers [VirusTC]</w:t>
       </w:r>
     </w:p>
     <w:p>
